--- a/mga-aayusin-at-dagdag (1).docx
+++ b/mga-aayusin-at-dagdag (1).docx
@@ -1,53 +1,806 @@
 
 <file path=word/document.xml><?xml version="1.0" encoding="utf-8"?>
-<w:document xmlns:wpc="http://schemas.microsoft.com/office/word/2010/wordprocessingCanvas" xmlns:cx="http://schemas.microsoft.com/office/drawing/2014/chartex" xmlns:cx1="http://schemas.microsoft.com/office/drawing/2015/9/8/chartex" xmlns:cx2="http://schemas.microsoft.com/office/drawing/2015/10/21/chartex" xmlns:cx3="http://schemas.microsoft.com/office/drawing/2016/5/9/chartex" xmlns:cx4="http://schemas.microsoft.com/office/drawing/2016/5/10/chartex" xmlns:cx5="http://schemas.microsoft.com/office/drawing/2016/5/11/chartex" xmlns:cx6="http://schemas.microsoft.com/office/drawing/2016/5/12/chartex" xmlns:cx7="http://schemas.microsoft.com/office/drawing/2016/5/13/chartex" xmlns:cx8="http://schemas.microsoft.com/office/drawing/2016/5/14/chartex" xmlns:mc="http://schemas.openxmlformats.org/markup-compatibility/2006" xmlns:aink="http://schemas.microsoft.com/office/drawing/2016/ink" xmlns:am3d="http://schemas.microsoft.com/office/drawing/2017/model3d" xmlns:o="urn:schemas-microsoft-com:office:office" xmlns:oel="http://schemas.microsoft.com/office/2019/extlst" xmlns:r="http://schemas.openxmlformats.org/officeDocument/2006/relationships" xmlns:m="http://schemas.openxmlformats.org/officeDocument/2006/math" xmlns:v="urn:schemas-microsoft-com:vml" xmlns:wp14="http://schemas.microsoft.com/office/word/2010/wordprocessingDrawing" xmlns:wp="http://schemas.openxmlformats.org/drawingml/2006/wordprocessingDrawing" xmlns:w10="urn:schemas-microsoft-com:office:word" xmlns:w="http://schemas.openxmlformats.org/wordprocessingml/2006/main" xmlns:w14="http://schemas.microsoft.com/office/word/2010/wordml" xmlns:w15="http://schemas.microsoft.com/office/word/2012/wordml" xmlns:w16cex="http://schemas.microsoft.com/office/word/2018/wordml/cex" xmlns:w16cid="http://schemas.microsoft.com/office/word/2016/wordml/cid" xmlns:w16="http://schemas.microsoft.com/office/word/2018/wordml" xmlns:w16sdtdh="http://schemas.microsoft.com/office/word/2020/wordml/sdtdatahash" xmlns:w16se="http://schemas.microsoft.com/office/word/2015/wordml/symex" xmlns:wpg="http://schemas.microsoft.com/office/word/2010/wordprocessingGroup" xmlns:wpi="http://schemas.microsoft.com/office/word/2010/wordprocessingInk" xmlns:wne="http://schemas.microsoft.com/office/word/2006/wordml" xmlns:wps="http://schemas.microsoft.com/office/word/2010/wordprocessingShape" mc:Ignorable="w14 w15 w16se w16cid w16 w16cex w16sdtdh wp14">
+<w:document xmlns:wpc="http://schemas.microsoft.com/office/word/2010/wordprocessingCanvas" xmlns:cx="http://schemas.microsoft.com/office/drawing/2014/chartex" xmlns:cx1="http://schemas.microsoft.com/office/drawing/2015/9/8/chartex" xmlns:cx2="http://schemas.microsoft.com/office/drawing/2015/10/21/chartex" xmlns:cx3="http://schemas.microsoft.com/office/drawing/2016/5/9/chartex" xmlns:cx4="http://schemas.microsoft.com/office/drawing/2016/5/10/chartex" xmlns:cx5="http://schemas.microsoft.com/office/drawing/2016/5/11/chartex" xmlns:cx6="http://schemas.microsoft.com/office/drawing/2016/5/12/chartex" xmlns:cx7="http://schemas.microsoft.com/office/drawing/2016/5/13/chartex" xmlns:cx8="http://schemas.microsoft.com/office/drawing/2016/5/14/chartex" xmlns:mc="http://schemas.openxmlformats.org/markup-compatibility/2006" xmlns:aink="http://schemas.microsoft.com/office/drawing/2016/ink" xmlns:am3d="http://schemas.microsoft.com/office/drawing/2017/model3d" xmlns:o="urn:schemas-microsoft-com:office:office" xmlns:oel="http://schemas.microsoft.com/office/2019/extlst" xmlns:r="http://schemas.openxmlformats.org/officeDocument/2006/relationships" xmlns:m="http://schemas.openxmlformats.org/officeDocument/2006/math" xmlns:v="urn:schemas-microsoft-com:vml" xmlns:wp14="http://schemas.microsoft.com/office/word/2010/wordprocessingDrawing" xmlns:wp="http://schemas.openxmlformats.org/drawingml/2006/wordprocessingDrawing" xmlns:w10="urn:schemas-microsoft-com:office:word" xmlns:w="http://schemas.openxmlformats.org/wordprocessingml/2006/main" xmlns:w14="http://schemas.microsoft.com/office/word/2010/wordml" xmlns:w15="http://schemas.microsoft.com/office/word/2012/wordml" xmlns:w16cei="http://schemas.microsoft.com/office/word/2026/wordml/cei" xmlns:w16cex="http://schemas.microsoft.com/office/word/2018/wordml/cex" xmlns:w16cid="http://schemas.microsoft.com/office/word/2016/wordml/cid" xmlns:w16="http://schemas.microsoft.com/office/word/2018/wordml" xmlns:w16du="http://schemas.microsoft.com/office/word/2023/wordml/word16du" xmlns:w16sdtdh="http://schemas.microsoft.com/office/word/2020/wordml/sdtdatahash" xmlns:w16sdtfl="http://schemas.microsoft.com/office/word/2024/wordml/sdtformatlock" xmlns:w16se="http://schemas.microsoft.com/office/word/2015/wordml/symex" xmlns:wpg="http://schemas.microsoft.com/office/word/2010/wordprocessingGroup" xmlns:wpi="http://schemas.microsoft.com/office/word/2010/wordprocessingInk" xmlns:wne="http://schemas.microsoft.com/office/word/2006/wordml" xmlns:wps="http://schemas.microsoft.com/office/word/2010/wordprocessingShape" mc:Ignorable="w14 w15 w16se w16cid w16 w16cex w16sdtdh w16sdtfl w16du wp14">
   <w:body>
     <w:p>
       <w:r>
-        <w:t xml:space="preserve"> </w:t>
+        <w:t>NEED KO NG CONFIRMATION</w:t>
+      </w:r>
+    </w:p>
+    <w:p>
+      <w:pPr>
+        <w:rPr>
+          <w:b/>
+          <w:bCs/>
+        </w:rPr>
+      </w:pPr>
+      <w:r>
+        <w:t xml:space="preserve"> </w:t>
+      </w:r>
+      <w:proofErr w:type="spellStart"/>
+      <w:r>
+        <w:rPr>
+          <w:b/>
+          <w:bCs/>
+        </w:rPr>
+        <w:t>sariling</w:t>
+      </w:r>
+      <w:proofErr w:type="spellEnd"/>
+      <w:r>
+        <w:rPr>
+          <w:b/>
+          <w:bCs/>
+        </w:rPr>
+        <w:t xml:space="preserve"> profile to supplies req – “ </w:t>
+      </w:r>
+      <w:proofErr w:type="spellStart"/>
+      <w:r>
+        <w:rPr>
+          <w:b/>
+          <w:bCs/>
+        </w:rPr>
+        <w:t>dapat</w:t>
+      </w:r>
+      <w:proofErr w:type="spellEnd"/>
+      <w:r>
+        <w:rPr>
+          <w:b/>
+          <w:bCs/>
+        </w:rPr>
+        <w:t xml:space="preserve"> </w:t>
+      </w:r>
+      <w:proofErr w:type="spellStart"/>
+      <w:r>
+        <w:rPr>
+          <w:b/>
+          <w:bCs/>
+        </w:rPr>
+        <w:t>daw</w:t>
+      </w:r>
+      <w:proofErr w:type="spellEnd"/>
+      <w:r>
+        <w:rPr>
+          <w:b/>
+          <w:bCs/>
+        </w:rPr>
+        <w:t xml:space="preserve"> ay may </w:t>
+      </w:r>
+      <w:proofErr w:type="spellStart"/>
+      <w:r>
+        <w:rPr>
+          <w:b/>
+          <w:bCs/>
+        </w:rPr>
+        <w:t>sariling</w:t>
+      </w:r>
+      <w:proofErr w:type="spellEnd"/>
+      <w:r>
+        <w:rPr>
+          <w:b/>
+          <w:bCs/>
+        </w:rPr>
+        <w:t xml:space="preserve"> profile </w:t>
+      </w:r>
+      <w:proofErr w:type="spellStart"/>
+      <w:r>
+        <w:rPr>
+          <w:b/>
+          <w:bCs/>
+        </w:rPr>
+        <w:t>yung</w:t>
+      </w:r>
+      <w:proofErr w:type="spellEnd"/>
+      <w:r>
+        <w:rPr>
+          <w:b/>
+          <w:bCs/>
+        </w:rPr>
+        <w:t xml:space="preserve"> </w:t>
+      </w:r>
+      <w:proofErr w:type="spellStart"/>
+      <w:r>
+        <w:rPr>
+          <w:b/>
+          <w:bCs/>
+        </w:rPr>
+        <w:t>mga</w:t>
+      </w:r>
+      <w:proofErr w:type="spellEnd"/>
+      <w:r>
+        <w:rPr>
+          <w:b/>
+          <w:bCs/>
+        </w:rPr>
+        <w:t xml:space="preserve"> supplier”</w:t>
+      </w:r>
+    </w:p>
+    <w:p>
+      <w:pPr>
+        <w:rPr>
+          <w:b/>
+          <w:bCs/>
+        </w:rPr>
+      </w:pPr>
+      <w:r>
+        <w:rPr>
+          <w:b/>
+          <w:bCs/>
+        </w:rPr>
+        <w:t xml:space="preserve">(If new role </w:t>
+      </w:r>
+      <w:proofErr w:type="spellStart"/>
+      <w:r>
+        <w:rPr>
+          <w:b/>
+          <w:bCs/>
+        </w:rPr>
+        <w:t>ba</w:t>
+      </w:r>
+      <w:proofErr w:type="spellEnd"/>
+      <w:r>
+        <w:rPr>
+          <w:b/>
+          <w:bCs/>
+        </w:rPr>
+        <w:t xml:space="preserve"> to or </w:t>
+      </w:r>
+      <w:proofErr w:type="spellStart"/>
+      <w:r>
+        <w:rPr>
+          <w:b/>
+          <w:bCs/>
+        </w:rPr>
+        <w:t>lalagay</w:t>
+      </w:r>
+      <w:proofErr w:type="spellEnd"/>
+      <w:r>
+        <w:rPr>
+          <w:b/>
+          <w:bCs/>
+        </w:rPr>
+        <w:t xml:space="preserve"> lang </w:t>
+      </w:r>
+      <w:proofErr w:type="spellStart"/>
+      <w:r>
+        <w:rPr>
+          <w:b/>
+          <w:bCs/>
+        </w:rPr>
+        <w:t>nila</w:t>
+      </w:r>
+      <w:proofErr w:type="spellEnd"/>
+      <w:r>
+        <w:rPr>
+          <w:b/>
+          <w:bCs/>
+        </w:rPr>
+        <w:t xml:space="preserve"> details </w:t>
+      </w:r>
+      <w:proofErr w:type="spellStart"/>
+      <w:r>
+        <w:rPr>
+          <w:b/>
+          <w:bCs/>
+        </w:rPr>
+        <w:t>nung</w:t>
+      </w:r>
+      <w:proofErr w:type="spellEnd"/>
+      <w:r>
+        <w:rPr>
+          <w:b/>
+          <w:bCs/>
+        </w:rPr>
+        <w:t xml:space="preserve"> supplier </w:t>
+      </w:r>
+      <w:proofErr w:type="spellStart"/>
+      <w:r>
+        <w:rPr>
+          <w:b/>
+          <w:bCs/>
+        </w:rPr>
+        <w:t>nila</w:t>
+      </w:r>
+      <w:proofErr w:type="spellEnd"/>
+      <w:r>
+        <w:rPr>
+          <w:b/>
+          <w:bCs/>
+        </w:rPr>
+        <w:t xml:space="preserve"> and if new role </w:t>
+      </w:r>
+      <w:proofErr w:type="spellStart"/>
+      <w:r>
+        <w:rPr>
+          <w:b/>
+          <w:bCs/>
+        </w:rPr>
+        <w:t>sya</w:t>
+      </w:r>
+      <w:proofErr w:type="spellEnd"/>
+      <w:r>
+        <w:rPr>
+          <w:b/>
+          <w:bCs/>
+        </w:rPr>
+        <w:t xml:space="preserve"> </w:t>
+      </w:r>
+      <w:proofErr w:type="spellStart"/>
+      <w:r>
+        <w:rPr>
+          <w:b/>
+          <w:bCs/>
+        </w:rPr>
+        <w:t>anong</w:t>
+      </w:r>
+      <w:proofErr w:type="spellEnd"/>
+      <w:r>
+        <w:rPr>
+          <w:b/>
+          <w:bCs/>
+        </w:rPr>
+        <w:t xml:space="preserve"> purpose </w:t>
+      </w:r>
+      <w:proofErr w:type="spellStart"/>
+      <w:r>
+        <w:rPr>
+          <w:b/>
+          <w:bCs/>
+        </w:rPr>
+        <w:t>nya</w:t>
+      </w:r>
+      <w:proofErr w:type="spellEnd"/>
+      <w:r>
+        <w:rPr>
+          <w:b/>
+          <w:bCs/>
+        </w:rPr>
+        <w:t xml:space="preserve"> like </w:t>
+      </w:r>
+      <w:proofErr w:type="spellStart"/>
+      <w:r>
+        <w:rPr>
+          <w:b/>
+          <w:bCs/>
+        </w:rPr>
+        <w:t>anong</w:t>
+      </w:r>
+      <w:proofErr w:type="spellEnd"/>
+      <w:r>
+        <w:rPr>
+          <w:b/>
+          <w:bCs/>
+        </w:rPr>
+        <w:t xml:space="preserve"> </w:t>
+      </w:r>
+      <w:proofErr w:type="spellStart"/>
+      <w:r>
+        <w:rPr>
+          <w:b/>
+          <w:bCs/>
+        </w:rPr>
+        <w:t>gagawin</w:t>
+      </w:r>
+      <w:proofErr w:type="spellEnd"/>
+      <w:r>
+        <w:rPr>
+          <w:b/>
+          <w:bCs/>
+        </w:rPr>
+        <w:t xml:space="preserve"> </w:t>
+      </w:r>
+      <w:proofErr w:type="spellStart"/>
+      <w:r>
+        <w:rPr>
+          <w:b/>
+          <w:bCs/>
+        </w:rPr>
+        <w:t>nya</w:t>
+      </w:r>
+      <w:proofErr w:type="spellEnd"/>
+      <w:r>
+        <w:rPr>
+          <w:b/>
+          <w:bCs/>
+        </w:rPr>
+        <w:t xml:space="preserve"> dun </w:t>
+      </w:r>
+      <w:proofErr w:type="spellStart"/>
+      <w:r>
+        <w:rPr>
+          <w:b/>
+          <w:bCs/>
+        </w:rPr>
+        <w:t>sa</w:t>
+      </w:r>
+      <w:proofErr w:type="spellEnd"/>
+      <w:r>
+        <w:rPr>
+          <w:b/>
+          <w:bCs/>
+        </w:rPr>
+        <w:t xml:space="preserve"> </w:t>
+      </w:r>
+      <w:proofErr w:type="spellStart"/>
+      <w:r>
+        <w:rPr>
+          <w:b/>
+          <w:bCs/>
+        </w:rPr>
+        <w:t>mismong</w:t>
+      </w:r>
+      <w:proofErr w:type="spellEnd"/>
+      <w:r>
+        <w:rPr>
+          <w:b/>
+          <w:bCs/>
+        </w:rPr>
+        <w:t xml:space="preserve"> system)</w:t>
+      </w:r>
+    </w:p>
+    <w:p>
+      <w:pPr>
+        <w:rPr>
+          <w:b/>
+          <w:bCs/>
+        </w:rPr>
+      </w:pPr>
+    </w:p>
+    <w:p>
+      <w:pPr>
+        <w:rPr>
+          <w:b/>
+          <w:bCs/>
+        </w:rPr>
+      </w:pPr>
+      <w:proofErr w:type="spellStart"/>
+      <w:r>
+        <w:rPr>
+          <w:b/>
+          <w:bCs/>
+        </w:rPr>
+        <w:t>bawat</w:t>
+      </w:r>
+      <w:proofErr w:type="spellEnd"/>
+      <w:r>
+        <w:rPr>
+          <w:b/>
+          <w:bCs/>
+        </w:rPr>
+        <w:t xml:space="preserve"> role need </w:t>
+      </w:r>
+      <w:proofErr w:type="spellStart"/>
+      <w:r>
+        <w:rPr>
+          <w:b/>
+          <w:bCs/>
+        </w:rPr>
+        <w:t>dagdaganbawal</w:t>
+      </w:r>
+      <w:proofErr w:type="spellEnd"/>
+      <w:r>
+        <w:rPr>
+          <w:b/>
+          <w:bCs/>
+        </w:rPr>
+        <w:t xml:space="preserve"> </w:t>
+      </w:r>
+      <w:proofErr w:type="spellStart"/>
+      <w:r>
+        <w:rPr>
+          <w:b/>
+          <w:bCs/>
+        </w:rPr>
+        <w:t>dagdag</w:t>
+      </w:r>
+      <w:proofErr w:type="spellEnd"/>
+      <w:r>
+        <w:rPr>
+          <w:b/>
+          <w:bCs/>
+        </w:rPr>
+        <w:t xml:space="preserve"> every change management, form to edit role to change </w:t>
+      </w:r>
+      <w:r>
+        <w:rPr>
+          <w:b/>
+          <w:bCs/>
+        </w:rPr>
+        <w:t xml:space="preserve">– </w:t>
+      </w:r>
+      <w:r>
+        <w:rPr>
+          <w:b/>
+          <w:bCs/>
+        </w:rPr>
+        <w:t>“</w:t>
+      </w:r>
+      <w:proofErr w:type="spellStart"/>
+      <w:r>
+        <w:rPr>
+          <w:b/>
+          <w:bCs/>
+        </w:rPr>
+        <w:t>pwede</w:t>
+      </w:r>
+      <w:proofErr w:type="spellEnd"/>
+      <w:r>
+        <w:rPr>
+          <w:b/>
+          <w:bCs/>
+        </w:rPr>
+        <w:t xml:space="preserve"> </w:t>
+      </w:r>
+      <w:proofErr w:type="spellStart"/>
+      <w:r>
+        <w:rPr>
+          <w:b/>
+          <w:bCs/>
+        </w:rPr>
+        <w:t>daw</w:t>
+      </w:r>
+      <w:proofErr w:type="spellEnd"/>
+      <w:r>
+        <w:rPr>
+          <w:b/>
+          <w:bCs/>
+        </w:rPr>
+        <w:t xml:space="preserve">  </w:t>
+      </w:r>
+      <w:proofErr w:type="spellStart"/>
+      <w:r>
+        <w:rPr>
+          <w:b/>
+          <w:bCs/>
+        </w:rPr>
+        <w:t>sya</w:t>
+      </w:r>
+      <w:proofErr w:type="spellEnd"/>
+      <w:r>
+        <w:rPr>
+          <w:b/>
+          <w:bCs/>
+        </w:rPr>
+        <w:t xml:space="preserve"> ma-edit </w:t>
+      </w:r>
+      <w:proofErr w:type="spellStart"/>
+      <w:r>
+        <w:rPr>
+          <w:b/>
+          <w:bCs/>
+        </w:rPr>
+        <w:t>yung</w:t>
+      </w:r>
+      <w:proofErr w:type="spellEnd"/>
+      <w:r>
+        <w:rPr>
+          <w:b/>
+          <w:bCs/>
+        </w:rPr>
+        <w:t xml:space="preserve"> </w:t>
+      </w:r>
+      <w:proofErr w:type="spellStart"/>
+      <w:r>
+        <w:rPr>
+          <w:b/>
+          <w:bCs/>
+        </w:rPr>
+        <w:t>mga</w:t>
+      </w:r>
+      <w:proofErr w:type="spellEnd"/>
+      <w:r>
+        <w:rPr>
+          <w:b/>
+          <w:bCs/>
+        </w:rPr>
+        <w:t xml:space="preserve"> role, </w:t>
+      </w:r>
+      <w:proofErr w:type="spellStart"/>
+      <w:r>
+        <w:rPr>
+          <w:b/>
+          <w:bCs/>
+        </w:rPr>
+        <w:t>halimbawa</w:t>
+      </w:r>
+      <w:proofErr w:type="spellEnd"/>
+      <w:r>
+        <w:rPr>
+          <w:b/>
+          <w:bCs/>
+        </w:rPr>
+        <w:t xml:space="preserve"> </w:t>
+      </w:r>
+      <w:proofErr w:type="spellStart"/>
+      <w:r>
+        <w:rPr>
+          <w:b/>
+          <w:bCs/>
+        </w:rPr>
+        <w:t>daw</w:t>
+      </w:r>
+      <w:proofErr w:type="spellEnd"/>
+      <w:r>
+        <w:rPr>
+          <w:b/>
+          <w:bCs/>
+        </w:rPr>
+        <w:t xml:space="preserve"> ay mag ka meron ng zone specialist jr. </w:t>
+      </w:r>
+      <w:proofErr w:type="spellStart"/>
+      <w:r>
+        <w:rPr>
+          <w:b/>
+          <w:bCs/>
+        </w:rPr>
+        <w:t>ganon</w:t>
+      </w:r>
+      <w:proofErr w:type="spellEnd"/>
+      <w:r>
+        <w:rPr>
+          <w:b/>
+          <w:bCs/>
+        </w:rPr>
+        <w:t>”</w:t>
+      </w:r>
+    </w:p>
+    <w:p>
+      <w:pPr>
+        <w:rPr>
+          <w:b/>
+          <w:bCs/>
+        </w:rPr>
+      </w:pPr>
+      <w:r>
+        <w:rPr>
+          <w:b/>
+          <w:bCs/>
+        </w:rPr>
+        <w:t>(explain)</w:t>
+      </w:r>
+    </w:p>
+    <w:p>
+      <w:pPr>
+        <w:rPr>
+          <w:b/>
+          <w:bCs/>
+        </w:rPr>
+      </w:pPr>
+    </w:p>
+    <w:p>
+      <w:pPr>
+        <w:rPr>
+          <w:b/>
+          <w:bCs/>
+        </w:rPr>
+      </w:pPr>
+      <w:r>
+        <w:rPr>
+          <w:b/>
+          <w:bCs/>
+        </w:rPr>
+        <w:t xml:space="preserve">If nag lapse </w:t>
+      </w:r>
+      <w:proofErr w:type="spellStart"/>
+      <w:r>
+        <w:rPr>
+          <w:b/>
+          <w:bCs/>
+        </w:rPr>
+        <w:t>na</w:t>
+      </w:r>
+      <w:proofErr w:type="spellEnd"/>
+      <w:r>
+        <w:rPr>
+          <w:b/>
+          <w:bCs/>
+        </w:rPr>
+        <w:t xml:space="preserve"> </w:t>
+      </w:r>
+      <w:proofErr w:type="spellStart"/>
+      <w:r>
+        <w:rPr>
+          <w:b/>
+          <w:bCs/>
+        </w:rPr>
+        <w:t>yung</w:t>
+      </w:r>
+      <w:proofErr w:type="spellEnd"/>
+      <w:r>
+        <w:rPr>
+          <w:b/>
+          <w:bCs/>
+        </w:rPr>
+        <w:t xml:space="preserve"> payment </w:t>
+      </w:r>
+      <w:proofErr w:type="spellStart"/>
+      <w:r>
+        <w:rPr>
+          <w:b/>
+          <w:bCs/>
+        </w:rPr>
+        <w:t>sa</w:t>
+      </w:r>
+      <w:proofErr w:type="spellEnd"/>
+      <w:r>
+        <w:rPr>
+          <w:b/>
+          <w:bCs/>
+        </w:rPr>
+        <w:t xml:space="preserve"> due date </w:t>
+      </w:r>
+      <w:proofErr w:type="spellStart"/>
+      <w:r>
+        <w:rPr>
+          <w:b/>
+          <w:bCs/>
+        </w:rPr>
+        <w:t>ano</w:t>
+      </w:r>
+      <w:proofErr w:type="spellEnd"/>
+      <w:r>
+        <w:rPr>
+          <w:b/>
+          <w:bCs/>
+        </w:rPr>
+        <w:t xml:space="preserve"> </w:t>
+      </w:r>
+      <w:proofErr w:type="spellStart"/>
+      <w:r>
+        <w:rPr>
+          <w:b/>
+          <w:bCs/>
+        </w:rPr>
+        <w:t>yung</w:t>
+      </w:r>
+      <w:proofErr w:type="spellEnd"/>
+      <w:r>
+        <w:rPr>
+          <w:b/>
+          <w:bCs/>
+        </w:rPr>
+        <w:t xml:space="preserve"> penalty dun </w:t>
+      </w:r>
+      <w:proofErr w:type="spellStart"/>
+      <w:r>
+        <w:rPr>
+          <w:b/>
+          <w:bCs/>
+        </w:rPr>
+        <w:t>sa</w:t>
+      </w:r>
+      <w:proofErr w:type="spellEnd"/>
+      <w:r>
+        <w:rPr>
+          <w:b/>
+          <w:bCs/>
+        </w:rPr>
+        <w:t xml:space="preserve"> said customer </w:t>
+      </w:r>
+      <w:proofErr w:type="spellStart"/>
+      <w:r>
+        <w:rPr>
+          <w:b/>
+          <w:bCs/>
+        </w:rPr>
+        <w:t>na</w:t>
+      </w:r>
+      <w:proofErr w:type="spellEnd"/>
+      <w:r>
+        <w:rPr>
+          <w:b/>
+          <w:bCs/>
+        </w:rPr>
+        <w:t xml:space="preserve"> di pa nag </w:t>
+      </w:r>
+      <w:proofErr w:type="spellStart"/>
+      <w:r>
+        <w:rPr>
+          <w:b/>
+          <w:bCs/>
+        </w:rPr>
+        <w:t>babayad</w:t>
+      </w:r>
+      <w:proofErr w:type="spellEnd"/>
+    </w:p>
+    <w:p>
+      <w:pPr>
+        <w:rPr>
+          <w:b/>
+          <w:bCs/>
+        </w:rPr>
+      </w:pPr>
+    </w:p>
+    <w:p>
+      <w:r>
+        <w:t>maintenance, not to hard code</w:t>
+      </w:r>
+    </w:p>
+    <w:p/>
+    <w:p>
+      <w:r>
+        <w:t xml:space="preserve">change </w:t>
+      </w:r>
+      <w:proofErr w:type="spellStart"/>
+      <w:r>
+        <w:t>sa</w:t>
+      </w:r>
+      <w:proofErr w:type="spellEnd"/>
+      <w:r>
+        <w:t xml:space="preserve"> role </w:t>
+      </w:r>
+    </w:p>
+    <w:p>
+      <w:r>
+        <w:t xml:space="preserve"> resign not to delete </w:t>
       </w:r>
     </w:p>
     <w:p/>
     <w:p>
       <w:pPr>
-        <w:pStyle w:val="ListParagraph"/>
-        <w:numPr>
-          <w:ilvl w:val="0"/>
-          <w:numId w:val="1"/>
-        </w:numPr>
         <w:rPr>
           <w:b/>
           <w:bCs/>
         </w:rPr>
       </w:pPr>
-      <w:proofErr w:type="spellStart"/>
-      <w:r>
-        <w:t>bawat</w:t>
-      </w:r>
-      <w:proofErr w:type="spellEnd"/>
-      <w:r>
-        <w:t xml:space="preserve"> role need </w:t>
-      </w:r>
-      <w:proofErr w:type="spellStart"/>
-      <w:r>
-        <w:t>dagdaganbawal</w:t>
-      </w:r>
-      <w:proofErr w:type="spellEnd"/>
-      <w:r>
-        <w:t xml:space="preserve"> </w:t>
-      </w:r>
-      <w:proofErr w:type="spellStart"/>
-      <w:r>
-        <w:t>dagdag</w:t>
-      </w:r>
-      <w:proofErr w:type="spellEnd"/>
-      <w:r>
-        <w:t xml:space="preserve"> every change management, form to edit role to change </w:t>
-      </w:r>
-      <w:r>
-        <w:t xml:space="preserve">– </w:t>
-      </w:r>
-      <w:r>
+      <w:r>
+        <w:t xml:space="preserve">join </w:t>
+      </w:r>
+      <w:proofErr w:type="spellStart"/>
+      <w:r>
+        <w:t>pakibago</w:t>
+      </w:r>
+      <w:proofErr w:type="spellEnd"/>
+      <w:r>
+        <w:t xml:space="preserve"> </w:t>
+      </w:r>
+      <w:proofErr w:type="spellStart"/>
+      <w:r>
+        <w:t>ilagay</w:t>
+      </w:r>
+      <w:proofErr w:type="spellEnd"/>
+      <w:r>
+        <w:t xml:space="preserve"> </w:t>
+      </w:r>
+      <w:proofErr w:type="spellStart"/>
+      <w:r>
+        <w:t>kelan</w:t>
+      </w:r>
+      <w:proofErr w:type="spellEnd"/>
+      <w:r>
+        <w:t xml:space="preserve"> ng </w:t>
+      </w:r>
+      <w:proofErr w:type="spellStart"/>
+      <w:r>
+        <w:t>umpisa</w:t>
+      </w:r>
+      <w:proofErr w:type="spellEnd"/>
+      <w:r>
+        <w:t xml:space="preserve"> o </w:t>
+      </w:r>
+      <w:proofErr w:type="spellStart"/>
+      <w:r>
+        <w:t>sumali</w:t>
+      </w:r>
+      <w:proofErr w:type="spellEnd"/>
+      <w:r>
+        <w:t xml:space="preserve"> o nag leave </w:t>
+      </w:r>
+      <w:proofErr w:type="spellStart"/>
+      <w:r>
+        <w:t>ksma</w:t>
+      </w:r>
+      <w:proofErr w:type="spellEnd"/>
+      <w:r>
+        <w:t xml:space="preserve"> audit log</w:t>
+      </w:r>
+      <w:r>
+        <w:t xml:space="preserve">- </w:t>
+      </w:r>
+      <w:r>
+        <w:rPr>
+          <w:b/>
+          <w:bCs/>
+        </w:rPr>
         <w:t>“</w:t>
       </w:r>
       <w:proofErr w:type="spellStart"/>
@@ -56,15 +809,15 @@
           <w:b/>
           <w:bCs/>
         </w:rPr>
-        <w:t>pwede</w:t>
-      </w:r>
-      <w:proofErr w:type="spellEnd"/>
-      <w:r>
-        <w:rPr>
-          <w:b/>
-          <w:bCs/>
-        </w:rPr>
-        <w:t xml:space="preserve"> </w:t>
+        <w:t>kapag</w:t>
+      </w:r>
+      <w:proofErr w:type="spellEnd"/>
+      <w:r>
+        <w:rPr>
+          <w:b/>
+          <w:bCs/>
+        </w:rPr>
+        <w:t xml:space="preserve"> nag register </w:t>
       </w:r>
       <w:proofErr w:type="spellStart"/>
       <w:r>
@@ -80,151 +833,55 @@
           <w:b/>
           <w:bCs/>
         </w:rPr>
-        <w:t xml:space="preserve">  </w:t>
-      </w:r>
-      <w:proofErr w:type="spellStart"/>
-      <w:r>
-        <w:rPr>
-          <w:b/>
-          <w:bCs/>
-        </w:rPr>
-        <w:t>sya</w:t>
-      </w:r>
-      <w:proofErr w:type="spellEnd"/>
-      <w:r>
-        <w:rPr>
-          <w:b/>
-          <w:bCs/>
-        </w:rPr>
-        <w:t xml:space="preserve"> ma-edit </w:t>
-      </w:r>
-      <w:proofErr w:type="spellStart"/>
-      <w:r>
-        <w:rPr>
-          <w:b/>
-          <w:bCs/>
-        </w:rPr>
-        <w:t>yung</w:t>
-      </w:r>
-      <w:proofErr w:type="spellEnd"/>
-      <w:r>
-        <w:rPr>
-          <w:b/>
-          <w:bCs/>
-        </w:rPr>
-        <w:t xml:space="preserve"> </w:t>
-      </w:r>
-      <w:proofErr w:type="spellStart"/>
-      <w:r>
-        <w:rPr>
-          <w:b/>
-          <w:bCs/>
-        </w:rPr>
-        <w:t>mga</w:t>
-      </w:r>
-      <w:proofErr w:type="spellEnd"/>
-      <w:r>
-        <w:rPr>
-          <w:b/>
-          <w:bCs/>
-        </w:rPr>
-        <w:t xml:space="preserve"> role, </w:t>
-      </w:r>
-      <w:proofErr w:type="spellStart"/>
-      <w:r>
-        <w:rPr>
-          <w:b/>
-          <w:bCs/>
-        </w:rPr>
-        <w:t>halimbawa</w:t>
-      </w:r>
-      <w:proofErr w:type="spellEnd"/>
-      <w:r>
-        <w:rPr>
-          <w:b/>
-          <w:bCs/>
-        </w:rPr>
-        <w:t xml:space="preserve"> </w:t>
-      </w:r>
-      <w:proofErr w:type="spellStart"/>
-      <w:r>
-        <w:rPr>
-          <w:b/>
-          <w:bCs/>
-        </w:rPr>
-        <w:t>daw</w:t>
-      </w:r>
-      <w:proofErr w:type="spellEnd"/>
-      <w:r>
-        <w:rPr>
-          <w:b/>
-          <w:bCs/>
-        </w:rPr>
-        <w:t xml:space="preserve"> ay mag </w:t>
-      </w:r>
-      <w:proofErr w:type="spellStart"/>
-      <w:r>
-        <w:rPr>
-          <w:b/>
-          <w:bCs/>
-        </w:rPr>
-        <w:t>ka</w:t>
-      </w:r>
-      <w:proofErr w:type="spellEnd"/>
-      <w:r>
-        <w:rPr>
-          <w:b/>
-          <w:bCs/>
-        </w:rPr>
-        <w:t xml:space="preserve"> </w:t>
-      </w:r>
-      <w:proofErr w:type="spellStart"/>
-      <w:r>
-        <w:rPr>
-          <w:b/>
-          <w:bCs/>
-        </w:rPr>
-        <w:t>meron</w:t>
-      </w:r>
-      <w:proofErr w:type="spellEnd"/>
-      <w:r>
-        <w:rPr>
-          <w:b/>
-          <w:bCs/>
-        </w:rPr>
-        <w:t xml:space="preserve"> ng zone specialist </w:t>
-      </w:r>
-      <w:proofErr w:type="spellStart"/>
-      <w:r>
-        <w:rPr>
-          <w:b/>
-          <w:bCs/>
-        </w:rPr>
-        <w:t>jr.</w:t>
-      </w:r>
-      <w:proofErr w:type="spellEnd"/>
-      <w:r>
-        <w:rPr>
-          <w:b/>
-          <w:bCs/>
-        </w:rPr>
-        <w:t xml:space="preserve"> </w:t>
-      </w:r>
-      <w:proofErr w:type="spellStart"/>
-      <w:r>
-        <w:rPr>
-          <w:b/>
-          <w:bCs/>
-        </w:rPr>
-        <w:t>ganon</w:t>
-      </w:r>
-      <w:proofErr w:type="spellEnd"/>
-      <w:r>
-        <w:rPr>
-          <w:b/>
-          <w:bCs/>
-        </w:rPr>
-        <w:t>”</w:t>
+        <w:t xml:space="preserve"> ay ang </w:t>
+      </w:r>
+      <w:proofErr w:type="spellStart"/>
+      <w:r>
+        <w:rPr>
+          <w:b/>
+          <w:bCs/>
+        </w:rPr>
+        <w:t>alagay</w:t>
+      </w:r>
+      <w:proofErr w:type="spellEnd"/>
+      <w:r>
+        <w:rPr>
+          <w:b/>
+          <w:bCs/>
+        </w:rPr>
+        <w:t xml:space="preserve"> ay </w:t>
+      </w:r>
+      <w:proofErr w:type="spellStart"/>
+      <w:r>
+        <w:rPr>
+          <w:b/>
+          <w:bCs/>
+        </w:rPr>
+        <w:t>kong</w:t>
+      </w:r>
+      <w:proofErr w:type="spellEnd"/>
+      <w:r>
+        <w:rPr>
+          <w:b/>
+          <w:bCs/>
+        </w:rPr>
+        <w:t xml:space="preserve"> kailan nag </w:t>
+      </w:r>
+      <w:proofErr w:type="spellStart"/>
+      <w:r>
+        <w:rPr>
+          <w:b/>
+          <w:bCs/>
+        </w:rPr>
+        <w:t>umpisa</w:t>
+      </w:r>
+      <w:proofErr w:type="spellEnd"/>
+      <w:r>
+        <w:rPr>
+          <w:b/>
+          <w:bCs/>
+        </w:rPr>
+        <w:t xml:space="preserve"> or nag leave”</w:t>
       </w:r>
     </w:p>
     <w:p>
@@ -236,22 +893,156 @@
       </w:pPr>
     </w:p>
     <w:p>
-      <w:pPr>
-        <w:rPr>
-          <w:b/>
-          <w:bCs/>
-        </w:rPr>
-      </w:pPr>
-    </w:p>
-    <w:p>
-      <w:r>
-        <w:t>maintenance, not to hard code</w:t>
+      <w:r>
+        <w:t xml:space="preserve">audit log or audit real parang </w:t>
+      </w:r>
+      <w:proofErr w:type="spellStart"/>
+      <w:r>
+        <w:t>nasa</w:t>
+      </w:r>
+      <w:proofErr w:type="spellEnd"/>
+      <w:r>
+        <w:t xml:space="preserve"> archive</w:t>
+      </w:r>
+      <w:r>
+        <w:t xml:space="preserve"> –</w:t>
+      </w:r>
+      <w:r>
+        <w:rPr>
+          <w:b/>
+          <w:bCs/>
+        </w:rPr>
+        <w:t xml:space="preserve"> “</w:t>
+      </w:r>
+      <w:proofErr w:type="spellStart"/>
+      <w:r>
+        <w:rPr>
+          <w:b/>
+          <w:bCs/>
+        </w:rPr>
+        <w:t>kapag</w:t>
+      </w:r>
+      <w:proofErr w:type="spellEnd"/>
+      <w:r>
+        <w:rPr>
+          <w:b/>
+          <w:bCs/>
+        </w:rPr>
+        <w:t xml:space="preserve"> nag resign </w:t>
+      </w:r>
+      <w:proofErr w:type="spellStart"/>
+      <w:r>
+        <w:rPr>
+          <w:b/>
+          <w:bCs/>
+        </w:rPr>
+        <w:t>daw</w:t>
+      </w:r>
+      <w:proofErr w:type="spellEnd"/>
+      <w:r>
+        <w:rPr>
+          <w:b/>
+          <w:bCs/>
+        </w:rPr>
+        <w:t xml:space="preserve"> </w:t>
+      </w:r>
+      <w:proofErr w:type="spellStart"/>
+      <w:r>
+        <w:rPr>
+          <w:b/>
+          <w:bCs/>
+        </w:rPr>
+        <w:t>niyan</w:t>
+      </w:r>
+      <w:proofErr w:type="spellEnd"/>
+      <w:r>
+        <w:rPr>
+          <w:b/>
+          <w:bCs/>
+        </w:rPr>
+        <w:t xml:space="preserve"> ay </w:t>
+      </w:r>
+      <w:proofErr w:type="spellStart"/>
+      <w:r>
+        <w:rPr>
+          <w:b/>
+          <w:bCs/>
+        </w:rPr>
+        <w:t>mapupunta</w:t>
+      </w:r>
+      <w:proofErr w:type="spellEnd"/>
+      <w:r>
+        <w:rPr>
+          <w:b/>
+          <w:bCs/>
+        </w:rPr>
+        <w:t xml:space="preserve"> lang </w:t>
+      </w:r>
+      <w:proofErr w:type="spellStart"/>
+      <w:r>
+        <w:rPr>
+          <w:b/>
+          <w:bCs/>
+        </w:rPr>
+        <w:t>daw</w:t>
+      </w:r>
+      <w:proofErr w:type="spellEnd"/>
+      <w:r>
+        <w:rPr>
+          <w:b/>
+          <w:bCs/>
+        </w:rPr>
+        <w:t xml:space="preserve"> </w:t>
+      </w:r>
+      <w:proofErr w:type="spellStart"/>
+      <w:r>
+        <w:rPr>
+          <w:b/>
+          <w:bCs/>
+        </w:rPr>
+        <w:t>sa</w:t>
+      </w:r>
+      <w:proofErr w:type="spellEnd"/>
+      <w:r>
+        <w:rPr>
+          <w:b/>
+          <w:bCs/>
+        </w:rPr>
+        <w:t xml:space="preserve"> parang archive at </w:t>
+      </w:r>
+      <w:proofErr w:type="spellStart"/>
+      <w:r>
+        <w:rPr>
+          <w:b/>
+          <w:bCs/>
+        </w:rPr>
+        <w:t>pwede</w:t>
+      </w:r>
+      <w:proofErr w:type="spellEnd"/>
+      <w:r>
+        <w:rPr>
+          <w:b/>
+          <w:bCs/>
+        </w:rPr>
+        <w:t xml:space="preserve"> pa din </w:t>
+      </w:r>
+      <w:proofErr w:type="spellStart"/>
+      <w:r>
+        <w:rPr>
+          <w:b/>
+          <w:bCs/>
+        </w:rPr>
+        <w:t>makita</w:t>
+      </w:r>
+      <w:proofErr w:type="spellEnd"/>
+      <w:r>
+        <w:t>”</w:t>
       </w:r>
     </w:p>
     <w:p/>
     <w:p>
       <w:r>
-        <w:t xml:space="preserve">change </w:t>
+        <w:t xml:space="preserve">open another account change </w:t>
       </w:r>
       <w:proofErr w:type="spellStart"/>
       <w:r>
@@ -259,12 +1050,7 @@
       </w:r>
       <w:proofErr w:type="spellEnd"/>
       <w:r>
-        <w:t xml:space="preserve"> role </w:t>
-      </w:r>
-    </w:p>
-    <w:p>
-      <w:r>
-        <w:t xml:space="preserve"> resign not to delete </w:t>
+        <w:t xml:space="preserve"> background </w:t>
       </w:r>
     </w:p>
     <w:p/>
@@ -276,81 +1062,25 @@
         </w:rPr>
       </w:pPr>
       <w:r>
-        <w:t xml:space="preserve">join </w:t>
-      </w:r>
-      <w:proofErr w:type="spellStart"/>
-      <w:r>
-        <w:t>pakibago</w:t>
-      </w:r>
-      <w:proofErr w:type="spellEnd"/>
-      <w:r>
-        <w:t xml:space="preserve"> </w:t>
-      </w:r>
-      <w:proofErr w:type="spellStart"/>
-      <w:r>
-        <w:t>ilagay</w:t>
-      </w:r>
-      <w:proofErr w:type="spellEnd"/>
-      <w:r>
-        <w:t xml:space="preserve"> </w:t>
-      </w:r>
-      <w:proofErr w:type="spellStart"/>
-      <w:r>
-        <w:t>kelan</w:t>
-      </w:r>
-      <w:proofErr w:type="spellEnd"/>
-      <w:r>
-        <w:t xml:space="preserve"> ng </w:t>
-      </w:r>
-      <w:proofErr w:type="spellStart"/>
-      <w:r>
-        <w:t>umpisa</w:t>
-      </w:r>
-      <w:proofErr w:type="spellEnd"/>
-      <w:r>
-        <w:t xml:space="preserve"> o </w:t>
-      </w:r>
-      <w:proofErr w:type="spellStart"/>
-      <w:r>
-        <w:t>sumali</w:t>
-      </w:r>
-      <w:proofErr w:type="spellEnd"/>
-      <w:r>
-        <w:t xml:space="preserve"> o nag leave </w:t>
-      </w:r>
-      <w:proofErr w:type="spellStart"/>
-      <w:r>
-        <w:t>ksma</w:t>
-      </w:r>
-      <w:proofErr w:type="spellEnd"/>
-      <w:r>
-        <w:t xml:space="preserve"> audit log</w:t>
-      </w:r>
-      <w:r>
-        <w:t xml:space="preserve">- </w:t>
-      </w:r>
-      <w:r>
-        <w:rPr>
-          <w:b/>
-          <w:bCs/>
-        </w:rPr>
-        <w:t>“</w:t>
-      </w:r>
-      <w:proofErr w:type="spellStart"/>
-      <w:r>
-        <w:rPr>
-          <w:b/>
-          <w:bCs/>
-        </w:rPr>
-        <w:t>kapag</w:t>
-      </w:r>
-      <w:proofErr w:type="spellEnd"/>
-      <w:r>
-        <w:rPr>
-          <w:b/>
-          <w:bCs/>
-        </w:rPr>
-        <w:t xml:space="preserve"> nag register </w:t>
+        <w:t xml:space="preserve">purchase request  </w:t>
+      </w:r>
+      <w:proofErr w:type="spellStart"/>
+      <w:r>
+        <w:t>sa</w:t>
+      </w:r>
+      <w:proofErr w:type="spellEnd"/>
+      <w:r>
+        <w:t xml:space="preserve"> inventory </w:t>
+      </w:r>
+      <w:r>
+        <w:t xml:space="preserve">– </w:t>
+      </w:r>
+      <w:r>
+        <w:rPr>
+          <w:b/>
+          <w:bCs/>
+        </w:rPr>
+        <w:t xml:space="preserve">“purchase request </w:t>
       </w:r>
       <w:proofErr w:type="spellStart"/>
       <w:r>
@@ -366,296 +1096,135 @@
           <w:b/>
           <w:bCs/>
         </w:rPr>
-        <w:t xml:space="preserve"> ay </w:t>
-      </w:r>
-      <w:proofErr w:type="spellStart"/>
-      <w:r>
-        <w:rPr>
-          <w:b/>
-          <w:bCs/>
-        </w:rPr>
-        <w:t>ang</w:t>
-      </w:r>
-      <w:proofErr w:type="spellEnd"/>
-      <w:r>
-        <w:rPr>
-          <w:b/>
-          <w:bCs/>
-        </w:rPr>
-        <w:t xml:space="preserve"> </w:t>
-      </w:r>
-      <w:proofErr w:type="spellStart"/>
-      <w:r>
-        <w:rPr>
-          <w:b/>
-          <w:bCs/>
-        </w:rPr>
-        <w:t>alagay</w:t>
-      </w:r>
-      <w:proofErr w:type="spellEnd"/>
-      <w:r>
-        <w:rPr>
-          <w:b/>
-          <w:bCs/>
-        </w:rPr>
-        <w:t xml:space="preserve"> ay </w:t>
-      </w:r>
-      <w:proofErr w:type="spellStart"/>
-      <w:r>
-        <w:rPr>
-          <w:b/>
-          <w:bCs/>
-        </w:rPr>
-        <w:t>kong</w:t>
-      </w:r>
-      <w:proofErr w:type="spellEnd"/>
-      <w:r>
-        <w:rPr>
-          <w:b/>
-          <w:bCs/>
-        </w:rPr>
-        <w:t xml:space="preserve"> </w:t>
-      </w:r>
-      <w:proofErr w:type="spellStart"/>
-      <w:r>
-        <w:rPr>
-          <w:b/>
-          <w:bCs/>
-        </w:rPr>
-        <w:t>kailan</w:t>
-      </w:r>
-      <w:proofErr w:type="spellEnd"/>
-      <w:r>
-        <w:rPr>
-          <w:b/>
-          <w:bCs/>
-        </w:rPr>
-        <w:t xml:space="preserve"> nag </w:t>
-      </w:r>
-      <w:proofErr w:type="spellStart"/>
-      <w:r>
-        <w:rPr>
-          <w:b/>
-          <w:bCs/>
-        </w:rPr>
-        <w:t>umpisa</w:t>
-      </w:r>
-      <w:proofErr w:type="spellEnd"/>
-      <w:r>
-        <w:rPr>
-          <w:b/>
-          <w:bCs/>
-        </w:rPr>
-        <w:t xml:space="preserve"> or nag leave”</w:t>
-      </w:r>
-    </w:p>
-    <w:p>
-      <w:pPr>
-        <w:rPr>
-          <w:b/>
-          <w:bCs/>
-        </w:rPr>
-      </w:pPr>
-    </w:p>
-    <w:p>
-      <w:r>
-        <w:t xml:space="preserve">audit log or audit real </w:t>
-      </w:r>
-      <w:proofErr w:type="spellStart"/>
-      <w:r>
-        <w:t>parang</w:t>
-      </w:r>
-      <w:proofErr w:type="spellEnd"/>
-      <w:r>
-        <w:t xml:space="preserve"> </w:t>
-      </w:r>
-      <w:proofErr w:type="spellStart"/>
-      <w:r>
-        <w:t>nasa</w:t>
-      </w:r>
-      <w:proofErr w:type="spellEnd"/>
-      <w:r>
-        <w:t xml:space="preserve"> archive</w:t>
-      </w:r>
-      <w:r>
-        <w:t xml:space="preserve"> –</w:t>
-      </w:r>
-      <w:r>
-        <w:rPr>
-          <w:b/>
-          <w:bCs/>
-        </w:rPr>
-        <w:t xml:space="preserve"> “</w:t>
-      </w:r>
-      <w:proofErr w:type="spellStart"/>
-      <w:r>
-        <w:rPr>
-          <w:b/>
-          <w:bCs/>
-        </w:rPr>
-        <w:t>kapag</w:t>
-      </w:r>
-      <w:proofErr w:type="spellEnd"/>
-      <w:r>
-        <w:rPr>
-          <w:b/>
-          <w:bCs/>
-        </w:rPr>
-        <w:t xml:space="preserve"> nag resign </w:t>
-      </w:r>
-      <w:proofErr w:type="spellStart"/>
-      <w:r>
-        <w:rPr>
-          <w:b/>
-          <w:bCs/>
-        </w:rPr>
-        <w:t>daw</w:t>
-      </w:r>
-      <w:proofErr w:type="spellEnd"/>
-      <w:r>
-        <w:rPr>
-          <w:b/>
-          <w:bCs/>
-        </w:rPr>
-        <w:t xml:space="preserve"> </w:t>
-      </w:r>
-      <w:proofErr w:type="spellStart"/>
-      <w:r>
-        <w:rPr>
-          <w:b/>
-          <w:bCs/>
-        </w:rPr>
-        <w:t>niyan</w:t>
-      </w:r>
-      <w:proofErr w:type="spellEnd"/>
-      <w:r>
-        <w:rPr>
-          <w:b/>
-          <w:bCs/>
-        </w:rPr>
-        <w:t xml:space="preserve"> ay </w:t>
-      </w:r>
-      <w:proofErr w:type="spellStart"/>
-      <w:r>
-        <w:rPr>
-          <w:b/>
-          <w:bCs/>
-        </w:rPr>
-        <w:t>mapupunta</w:t>
-      </w:r>
-      <w:proofErr w:type="spellEnd"/>
-      <w:r>
-        <w:rPr>
-          <w:b/>
-          <w:bCs/>
-        </w:rPr>
-        <w:t xml:space="preserve"> </w:t>
-      </w:r>
-      <w:proofErr w:type="spellStart"/>
-      <w:r>
-        <w:rPr>
-          <w:b/>
-          <w:bCs/>
-        </w:rPr>
-        <w:t>lang</w:t>
-      </w:r>
-      <w:proofErr w:type="spellEnd"/>
-      <w:r>
-        <w:rPr>
-          <w:b/>
-          <w:bCs/>
-        </w:rPr>
-        <w:t xml:space="preserve"> </w:t>
-      </w:r>
-      <w:proofErr w:type="spellStart"/>
-      <w:r>
-        <w:rPr>
-          <w:b/>
-          <w:bCs/>
-        </w:rPr>
-        <w:t>daw</w:t>
-      </w:r>
-      <w:proofErr w:type="spellEnd"/>
-      <w:r>
-        <w:rPr>
-          <w:b/>
-          <w:bCs/>
-        </w:rPr>
-        <w:t xml:space="preserve"> </w:t>
-      </w:r>
-      <w:proofErr w:type="spellStart"/>
-      <w:r>
-        <w:rPr>
-          <w:b/>
-          <w:bCs/>
-        </w:rPr>
-        <w:t>sa</w:t>
-      </w:r>
-      <w:proofErr w:type="spellEnd"/>
-      <w:r>
-        <w:rPr>
-          <w:b/>
-          <w:bCs/>
-        </w:rPr>
-        <w:t xml:space="preserve"> </w:t>
-      </w:r>
-      <w:proofErr w:type="spellStart"/>
-      <w:r>
-        <w:rPr>
-          <w:b/>
-          <w:bCs/>
-        </w:rPr>
-        <w:t>parang</w:t>
-      </w:r>
-      <w:proofErr w:type="spellEnd"/>
-      <w:r>
-        <w:rPr>
-          <w:b/>
-          <w:bCs/>
-        </w:rPr>
-        <w:t xml:space="preserve"> archive at </w:t>
-      </w:r>
-      <w:proofErr w:type="spellStart"/>
-      <w:r>
-        <w:rPr>
-          <w:b/>
-          <w:bCs/>
-        </w:rPr>
-        <w:t>pwede</w:t>
-      </w:r>
-      <w:proofErr w:type="spellEnd"/>
-      <w:r>
-        <w:rPr>
-          <w:b/>
-          <w:bCs/>
-        </w:rPr>
-        <w:t xml:space="preserve"> pa din </w:t>
-      </w:r>
-      <w:proofErr w:type="spellStart"/>
-      <w:r>
-        <w:rPr>
-          <w:b/>
-          <w:bCs/>
-        </w:rPr>
-        <w:t>makita</w:t>
-      </w:r>
-      <w:proofErr w:type="spellEnd"/>
-      <w:r>
-        <w:t>”</w:t>
+        <w:t xml:space="preserve"> </w:t>
+      </w:r>
+      <w:proofErr w:type="spellStart"/>
+      <w:r>
+        <w:rPr>
+          <w:b/>
+          <w:bCs/>
+        </w:rPr>
+        <w:t>muna</w:t>
+      </w:r>
+      <w:proofErr w:type="spellEnd"/>
+      <w:r>
+        <w:rPr>
+          <w:b/>
+          <w:bCs/>
+        </w:rPr>
+        <w:t xml:space="preserve"> ang </w:t>
+      </w:r>
+      <w:proofErr w:type="spellStart"/>
+      <w:r>
+        <w:rPr>
+          <w:b/>
+          <w:bCs/>
+        </w:rPr>
+        <w:t>mauuna</w:t>
+      </w:r>
+      <w:proofErr w:type="spellEnd"/>
+      <w:r>
+        <w:rPr>
+          <w:b/>
+          <w:bCs/>
+        </w:rPr>
+        <w:t xml:space="preserve">, </w:t>
+      </w:r>
+      <w:proofErr w:type="spellStart"/>
+      <w:r>
+        <w:rPr>
+          <w:b/>
+          <w:bCs/>
+        </w:rPr>
+        <w:t>yun</w:t>
+      </w:r>
+      <w:proofErr w:type="spellEnd"/>
+      <w:r>
+        <w:rPr>
+          <w:b/>
+          <w:bCs/>
+        </w:rPr>
+        <w:t xml:space="preserve"> </w:t>
+      </w:r>
+      <w:proofErr w:type="spellStart"/>
+      <w:r>
+        <w:rPr>
+          <w:b/>
+          <w:bCs/>
+        </w:rPr>
+        <w:t>sabi</w:t>
+      </w:r>
+      <w:proofErr w:type="spellEnd"/>
+      <w:r>
+        <w:rPr>
+          <w:b/>
+          <w:bCs/>
+        </w:rPr>
+        <w:t xml:space="preserve"> </w:t>
+      </w:r>
+      <w:proofErr w:type="spellStart"/>
+      <w:r>
+        <w:rPr>
+          <w:b/>
+          <w:bCs/>
+        </w:rPr>
+        <w:t>ni</w:t>
+      </w:r>
+      <w:proofErr w:type="spellEnd"/>
+      <w:r>
+        <w:rPr>
+          <w:b/>
+          <w:bCs/>
+        </w:rPr>
+        <w:t xml:space="preserve"> ma’am ben”</w:t>
       </w:r>
     </w:p>
     <w:p/>
     <w:p>
-      <w:r>
-        <w:t xml:space="preserve">open another account change </w:t>
-      </w:r>
-      <w:proofErr w:type="spellStart"/>
-      <w:r>
-        <w:t>sa</w:t>
-      </w:r>
-      <w:proofErr w:type="spellEnd"/>
-      <w:r>
-        <w:t xml:space="preserve"> background </w:t>
+      <w:proofErr w:type="spellStart"/>
+      <w:r>
+        <w:t>ilang</w:t>
+      </w:r>
+      <w:proofErr w:type="spellEnd"/>
+      <w:r>
+        <w:t xml:space="preserve"> kilo </w:t>
+      </w:r>
+      <w:proofErr w:type="spellStart"/>
+      <w:r>
+        <w:t>ilang</w:t>
+      </w:r>
+      <w:proofErr w:type="spellEnd"/>
+      <w:r>
+        <w:t xml:space="preserve"> materials </w:t>
+      </w:r>
+      <w:proofErr w:type="spellStart"/>
+      <w:r>
+        <w:t>nakalagay</w:t>
+      </w:r>
+      <w:proofErr w:type="spellEnd"/>
+      <w:r>
+        <w:t xml:space="preserve"> </w:t>
+      </w:r>
+      <w:proofErr w:type="spellStart"/>
+      <w:r>
+        <w:t>na</w:t>
+      </w:r>
+      <w:proofErr w:type="spellEnd"/>
+      <w:r>
+        <w:t xml:space="preserve"> top button </w:t>
+      </w:r>
+      <w:proofErr w:type="spellStart"/>
+      <w:r>
+        <w:t>na</w:t>
+      </w:r>
+      <w:proofErr w:type="spellEnd"/>
+      <w:r>
+        <w:t xml:space="preserve"> lang</w:t>
+      </w:r>
+    </w:p>
+    <w:p>
+      <w:r>
+        <w:t xml:space="preserve">categories the materials </w:t>
       </w:r>
     </w:p>
     <w:p/>
@@ -667,202 +1236,7 @@
         </w:rPr>
       </w:pPr>
       <w:r>
-        <w:t xml:space="preserve">purchase request  </w:t>
-      </w:r>
-      <w:proofErr w:type="spellStart"/>
-      <w:r>
-        <w:t>sa</w:t>
-      </w:r>
-      <w:proofErr w:type="spellEnd"/>
-      <w:r>
-        <w:t xml:space="preserve"> inventory </w:t>
-      </w:r>
-      <w:r>
-        <w:t xml:space="preserve">– </w:t>
-      </w:r>
-      <w:r>
-        <w:rPr>
-          <w:b/>
-          <w:bCs/>
-        </w:rPr>
-        <w:t xml:space="preserve">“purchase request </w:t>
-      </w:r>
-      <w:proofErr w:type="spellStart"/>
-      <w:r>
-        <w:rPr>
-          <w:b/>
-          <w:bCs/>
-        </w:rPr>
-        <w:t>daw</w:t>
-      </w:r>
-      <w:proofErr w:type="spellEnd"/>
-      <w:r>
-        <w:rPr>
-          <w:b/>
-          <w:bCs/>
-        </w:rPr>
-        <w:t xml:space="preserve"> </w:t>
-      </w:r>
-      <w:proofErr w:type="spellStart"/>
-      <w:r>
-        <w:rPr>
-          <w:b/>
-          <w:bCs/>
-        </w:rPr>
-        <w:t>muna</w:t>
-      </w:r>
-      <w:proofErr w:type="spellEnd"/>
-      <w:r>
-        <w:rPr>
-          <w:b/>
-          <w:bCs/>
-        </w:rPr>
-        <w:t xml:space="preserve"> </w:t>
-      </w:r>
-      <w:proofErr w:type="spellStart"/>
-      <w:r>
-        <w:rPr>
-          <w:b/>
-          <w:bCs/>
-        </w:rPr>
-        <w:t>ang</w:t>
-      </w:r>
-      <w:proofErr w:type="spellEnd"/>
-      <w:r>
-        <w:rPr>
-          <w:b/>
-          <w:bCs/>
-        </w:rPr>
-        <w:t xml:space="preserve"> </w:t>
-      </w:r>
-      <w:proofErr w:type="spellStart"/>
-      <w:r>
-        <w:rPr>
-          <w:b/>
-          <w:bCs/>
-        </w:rPr>
-        <w:t>mauuna</w:t>
-      </w:r>
-      <w:proofErr w:type="spellEnd"/>
-      <w:r>
-        <w:rPr>
-          <w:b/>
-          <w:bCs/>
-        </w:rPr>
-        <w:t xml:space="preserve">, </w:t>
-      </w:r>
-      <w:proofErr w:type="spellStart"/>
-      <w:r>
-        <w:rPr>
-          <w:b/>
-          <w:bCs/>
-        </w:rPr>
-        <w:t>yun</w:t>
-      </w:r>
-      <w:proofErr w:type="spellEnd"/>
-      <w:r>
-        <w:rPr>
-          <w:b/>
-          <w:bCs/>
-        </w:rPr>
-        <w:t xml:space="preserve"> </w:t>
-      </w:r>
-      <w:proofErr w:type="spellStart"/>
-      <w:r>
-        <w:rPr>
-          <w:b/>
-          <w:bCs/>
-        </w:rPr>
-        <w:t>sabi</w:t>
-      </w:r>
-      <w:proofErr w:type="spellEnd"/>
-      <w:r>
-        <w:rPr>
-          <w:b/>
-          <w:bCs/>
-        </w:rPr>
-        <w:t xml:space="preserve"> </w:t>
-      </w:r>
-      <w:proofErr w:type="spellStart"/>
-      <w:r>
-        <w:rPr>
-          <w:b/>
-          <w:bCs/>
-        </w:rPr>
-        <w:t>ni</w:t>
-      </w:r>
-      <w:proofErr w:type="spellEnd"/>
-      <w:r>
-        <w:rPr>
-          <w:b/>
-          <w:bCs/>
-        </w:rPr>
-        <w:t xml:space="preserve"> ma’am ben”</w:t>
-      </w:r>
-    </w:p>
-    <w:p/>
-    <w:p/>
-    <w:p>
-      <w:proofErr w:type="spellStart"/>
-      <w:r>
-        <w:t>ilang</w:t>
-      </w:r>
-      <w:proofErr w:type="spellEnd"/>
-      <w:r>
-        <w:t xml:space="preserve"> kilo </w:t>
-      </w:r>
-      <w:proofErr w:type="spellStart"/>
-      <w:r>
-        <w:t>ilang</w:t>
-      </w:r>
-      <w:proofErr w:type="spellEnd"/>
-      <w:r>
-        <w:t xml:space="preserve"> materials </w:t>
-      </w:r>
-      <w:proofErr w:type="spellStart"/>
-      <w:r>
-        <w:t>nakalagay</w:t>
-      </w:r>
-      <w:proofErr w:type="spellEnd"/>
-      <w:r>
-        <w:t xml:space="preserve"> </w:t>
-      </w:r>
-      <w:proofErr w:type="spellStart"/>
-      <w:r>
-        <w:t>na</w:t>
-      </w:r>
-      <w:proofErr w:type="spellEnd"/>
-      <w:r>
-        <w:t xml:space="preserve"> top button </w:t>
-      </w:r>
-      <w:proofErr w:type="spellStart"/>
-      <w:r>
-        <w:t>na</w:t>
-      </w:r>
-      <w:proofErr w:type="spellEnd"/>
-      <w:r>
-        <w:t xml:space="preserve"> </w:t>
-      </w:r>
-      <w:proofErr w:type="spellStart"/>
-      <w:r>
-        <w:t>lang</w:t>
-      </w:r>
-      <w:proofErr w:type="spellEnd"/>
-    </w:p>
-    <w:p>
-      <w:r>
-        <w:t xml:space="preserve">categories the materials </w:t>
-      </w:r>
-    </w:p>
-    <w:p/>
-    <w:p>
-      <w:pPr>
-        <w:rPr>
-          <w:b/>
-          <w:bCs/>
-        </w:rPr>
-      </w:pPr>
-      <w:r>
+        <w:lastRenderedPageBreak/>
         <w:t xml:space="preserve">zero </w:t>
       </w:r>
       <w:proofErr w:type="spellStart"/>
@@ -981,7 +1355,6 @@
           <w:sz w:val="28"/>
           <w:szCs w:val="28"/>
         </w:rPr>
-        <w:lastRenderedPageBreak/>
         <w:t>“</w:t>
       </w:r>
       <w:proofErr w:type="spellStart"/>
@@ -1102,7 +1475,7 @@
           <w:sz w:val="28"/>
           <w:szCs w:val="28"/>
         </w:rPr>
-        <w:t xml:space="preserve"> </w:t>
+        <w:t xml:space="preserve"> lang Para less hassle </w:t>
       </w:r>
       <w:proofErr w:type="spellStart"/>
       <w:r>
@@ -1112,7 +1485,7 @@
           <w:sz w:val="28"/>
           <w:szCs w:val="28"/>
         </w:rPr>
-        <w:t>lang</w:t>
+        <w:t>daw</w:t>
       </w:r>
       <w:proofErr w:type="spellEnd"/>
       <w:r>
@@ -1122,7 +1495,7 @@
           <w:sz w:val="28"/>
           <w:szCs w:val="28"/>
         </w:rPr>
-        <w:t xml:space="preserve"> Para less hassle </w:t>
+        <w:t xml:space="preserve"> </w:t>
       </w:r>
       <w:proofErr w:type="spellStart"/>
       <w:r>
@@ -1132,7 +1505,7 @@
           <w:sz w:val="28"/>
           <w:szCs w:val="28"/>
         </w:rPr>
-        <w:t>daw</w:t>
+        <w:t>sa</w:t>
       </w:r>
       <w:proofErr w:type="spellEnd"/>
       <w:r>
@@ -1152,7 +1525,7 @@
           <w:sz w:val="28"/>
           <w:szCs w:val="28"/>
         </w:rPr>
-        <w:t>sa</w:t>
+        <w:t>pag</w:t>
       </w:r>
       <w:proofErr w:type="spellEnd"/>
       <w:r>
@@ -1162,9 +1535,8 @@
           <w:sz w:val="28"/>
           <w:szCs w:val="28"/>
         </w:rPr>
-        <w:t xml:space="preserve"> </w:t>
-      </w:r>
-      <w:proofErr w:type="spellStart"/>
+        <w:t xml:space="preserve"> type</w:t>
+      </w:r>
       <w:r>
         <w:rPr>
           <w:b/>
@@ -1172,25 +1544,6 @@
           <w:sz w:val="28"/>
           <w:szCs w:val="28"/>
         </w:rPr>
-        <w:t>pag</w:t>
-      </w:r>
-      <w:proofErr w:type="spellEnd"/>
-      <w:r>
-        <w:rPr>
-          <w:b/>
-          <w:bCs/>
-          <w:sz w:val="28"/>
-          <w:szCs w:val="28"/>
-        </w:rPr>
-        <w:t xml:space="preserve"> type</w:t>
-      </w:r>
-      <w:r>
-        <w:rPr>
-          <w:b/>
-          <w:bCs/>
-          <w:sz w:val="28"/>
-          <w:szCs w:val="28"/>
-        </w:rPr>
         <w:t>”</w:t>
       </w:r>
     </w:p>
@@ -1228,13 +1581,8 @@
       </w:r>
       <w:proofErr w:type="spellEnd"/>
       <w:r>
-        <w:t xml:space="preserve"> </w:t>
-      </w:r>
-      <w:proofErr w:type="spellStart"/>
-      <w:r>
-        <w:t>lang</w:t>
-      </w:r>
-      <w:proofErr w:type="spellEnd"/>
+        <w:t xml:space="preserve"> lang</w:t>
+      </w:r>
     </w:p>
     <w:p/>
     <w:p>
@@ -1712,39 +2060,7 @@
           <w:b/>
           <w:bCs/>
         </w:rPr>
-        <w:t xml:space="preserve"> </w:t>
-      </w:r>
-      <w:proofErr w:type="spellStart"/>
-      <w:r>
-        <w:rPr>
-          <w:b/>
-          <w:bCs/>
-        </w:rPr>
-        <w:t>lang</w:t>
-      </w:r>
-      <w:proofErr w:type="spellEnd"/>
-      <w:r>
-        <w:rPr>
-          <w:b/>
-          <w:bCs/>
-        </w:rPr>
-        <w:t xml:space="preserve"> </w:t>
-      </w:r>
-      <w:proofErr w:type="spellStart"/>
-      <w:r>
-        <w:rPr>
-          <w:b/>
-          <w:bCs/>
-        </w:rPr>
-        <w:t>ang</w:t>
-      </w:r>
-      <w:proofErr w:type="spellEnd"/>
-      <w:r>
-        <w:rPr>
-          <w:b/>
-          <w:bCs/>
-        </w:rPr>
-        <w:t xml:space="preserve"> </w:t>
+        <w:t xml:space="preserve"> lang ang </w:t>
       </w:r>
       <w:proofErr w:type="spellStart"/>
       <w:r>
@@ -1761,285 +2077,17 @@
           <w:bCs/>
         </w:rPr>
         <w:t>”</w:t>
-      </w:r>
-    </w:p>
-    <w:p/>
-    <w:p/>
-    <w:p>
-      <w:proofErr w:type="spellStart"/>
-      <w:r>
-        <w:t>Sariling</w:t>
-      </w:r>
-      <w:proofErr w:type="spellEnd"/>
-      <w:r>
-        <w:t xml:space="preserve"> color indicate </w:t>
-      </w:r>
-      <w:proofErr w:type="spellStart"/>
-      <w:r>
-        <w:t>na</w:t>
-      </w:r>
-      <w:proofErr w:type="spellEnd"/>
-      <w:r>
-        <w:t xml:space="preserve"> –</w:t>
-      </w:r>
-      <w:r>
-        <w:rPr>
-          <w:b/>
-          <w:bCs/>
-        </w:rPr>
-        <w:t xml:space="preserve"> </w:t>
-      </w:r>
-      <w:r>
-        <w:rPr>
-          <w:b/>
-          <w:bCs/>
-        </w:rPr>
-        <w:t>“</w:t>
-      </w:r>
-      <w:r>
-        <w:rPr>
-          <w:b/>
-          <w:bCs/>
-        </w:rPr>
-        <w:t xml:space="preserve">may </w:t>
-      </w:r>
-      <w:proofErr w:type="spellStart"/>
-      <w:r>
-        <w:rPr>
-          <w:b/>
-          <w:bCs/>
-        </w:rPr>
-        <w:t>mga</w:t>
-      </w:r>
-      <w:proofErr w:type="spellEnd"/>
-      <w:r>
-        <w:rPr>
-          <w:b/>
-          <w:bCs/>
-        </w:rPr>
-        <w:t xml:space="preserve"> color </w:t>
-      </w:r>
-      <w:proofErr w:type="spellStart"/>
-      <w:r>
-        <w:rPr>
-          <w:b/>
-          <w:bCs/>
-        </w:rPr>
-        <w:t>daw</w:t>
-      </w:r>
-      <w:proofErr w:type="spellEnd"/>
-      <w:r>
-        <w:rPr>
-          <w:b/>
-          <w:bCs/>
-        </w:rPr>
-        <w:t xml:space="preserve"> </w:t>
-      </w:r>
-      <w:proofErr w:type="spellStart"/>
-      <w:r>
-        <w:rPr>
-          <w:b/>
-          <w:bCs/>
-        </w:rPr>
-        <w:t>yung</w:t>
-      </w:r>
-      <w:proofErr w:type="spellEnd"/>
-      <w:r>
-        <w:rPr>
-          <w:b/>
-          <w:bCs/>
-        </w:rPr>
-        <w:t xml:space="preserve"> </w:t>
-      </w:r>
-      <w:proofErr w:type="spellStart"/>
-      <w:r>
-        <w:rPr>
-          <w:b/>
-          <w:bCs/>
-        </w:rPr>
-        <w:t>mga</w:t>
-      </w:r>
-      <w:proofErr w:type="spellEnd"/>
-      <w:r>
-        <w:rPr>
-          <w:b/>
-          <w:bCs/>
-        </w:rPr>
-        <w:t xml:space="preserve"> pipe </w:t>
-      </w:r>
-      <w:proofErr w:type="spellStart"/>
-      <w:r>
-        <w:rPr>
-          <w:b/>
-          <w:bCs/>
-        </w:rPr>
-        <w:t>ganon</w:t>
-      </w:r>
-      <w:proofErr w:type="spellEnd"/>
-      <w:r>
-        <w:rPr>
-          <w:b/>
-          <w:bCs/>
-        </w:rPr>
-        <w:t xml:space="preserve"> </w:t>
-      </w:r>
-      <w:proofErr w:type="spellStart"/>
-      <w:r>
-        <w:rPr>
-          <w:b/>
-          <w:bCs/>
-        </w:rPr>
-        <w:t>ganon</w:t>
-      </w:r>
-      <w:proofErr w:type="spellEnd"/>
-      <w:r>
-        <w:rPr>
-          <w:b/>
-          <w:bCs/>
-        </w:rPr>
-        <w:t xml:space="preserve"> at may </w:t>
-      </w:r>
-      <w:proofErr w:type="spellStart"/>
-      <w:r>
-        <w:rPr>
-          <w:b/>
-          <w:bCs/>
-        </w:rPr>
-        <w:t>iba’t</w:t>
-      </w:r>
-      <w:proofErr w:type="spellEnd"/>
-      <w:r>
-        <w:rPr>
-          <w:b/>
-          <w:bCs/>
-        </w:rPr>
-        <w:t xml:space="preserve"> </w:t>
-      </w:r>
-      <w:proofErr w:type="spellStart"/>
-      <w:r>
-        <w:rPr>
-          <w:b/>
-          <w:bCs/>
-        </w:rPr>
-        <w:t>uri</w:t>
-      </w:r>
-      <w:proofErr w:type="spellEnd"/>
-      <w:r>
-        <w:rPr>
-          <w:b/>
-          <w:bCs/>
-        </w:rPr>
-        <w:t xml:space="preserve"> </w:t>
-      </w:r>
-      <w:proofErr w:type="spellStart"/>
-      <w:r>
-        <w:rPr>
-          <w:b/>
-          <w:bCs/>
-        </w:rPr>
-        <w:t>nong</w:t>
-      </w:r>
-      <w:proofErr w:type="spellEnd"/>
-      <w:r>
-        <w:rPr>
-          <w:b/>
-          <w:bCs/>
-        </w:rPr>
-        <w:t xml:space="preserve"> </w:t>
-      </w:r>
-      <w:proofErr w:type="spellStart"/>
-      <w:r>
-        <w:rPr>
-          <w:b/>
-          <w:bCs/>
-        </w:rPr>
-        <w:t>mga</w:t>
-      </w:r>
-      <w:proofErr w:type="spellEnd"/>
-      <w:r>
-        <w:rPr>
-          <w:b/>
-          <w:bCs/>
-        </w:rPr>
-        <w:t xml:space="preserve"> materials </w:t>
-      </w:r>
-      <w:proofErr w:type="spellStart"/>
-      <w:r>
-        <w:rPr>
-          <w:b/>
-          <w:bCs/>
-        </w:rPr>
-        <w:t>kong</w:t>
-      </w:r>
-      <w:proofErr w:type="spellEnd"/>
-      <w:r>
-        <w:rPr>
-          <w:b/>
-          <w:bCs/>
-        </w:rPr>
-        <w:t xml:space="preserve"> para </w:t>
-      </w:r>
-      <w:proofErr w:type="spellStart"/>
-      <w:r>
-        <w:rPr>
-          <w:b/>
-          <w:bCs/>
-        </w:rPr>
-        <w:t>saan</w:t>
-      </w:r>
-      <w:proofErr w:type="spellEnd"/>
-      <w:r>
-        <w:rPr>
-          <w:b/>
-          <w:bCs/>
-        </w:rPr>
-        <w:t xml:space="preserve"> kaya </w:t>
-      </w:r>
-      <w:proofErr w:type="spellStart"/>
-      <w:r>
-        <w:rPr>
-          <w:b/>
-          <w:bCs/>
-        </w:rPr>
-        <w:t>alagyan</w:t>
-      </w:r>
-      <w:proofErr w:type="spellEnd"/>
-      <w:r>
-        <w:rPr>
-          <w:b/>
-          <w:bCs/>
-        </w:rPr>
-        <w:t xml:space="preserve"> </w:t>
-      </w:r>
-      <w:proofErr w:type="spellStart"/>
-      <w:r>
-        <w:rPr>
-          <w:b/>
-          <w:bCs/>
-        </w:rPr>
-        <w:t>daw</w:t>
-      </w:r>
-      <w:proofErr w:type="spellEnd"/>
-      <w:r>
-        <w:rPr>
-          <w:b/>
-          <w:bCs/>
-        </w:rPr>
-        <w:t xml:space="preserve"> ng colo</w:t>
-      </w:r>
-      <w:r>
-        <w:t>rs”</w:t>
       </w:r>
     </w:p>
     <w:p/>
     <w:p>
       <w:proofErr w:type="spellStart"/>
       <w:r>
-        <w:t>nakalagay</w:t>
-      </w:r>
-      <w:proofErr w:type="spellEnd"/>
-      <w:r>
-        <w:t xml:space="preserve"> </w:t>
+        <w:t>Sariling</w:t>
+      </w:r>
+      <w:proofErr w:type="spellEnd"/>
+      <w:r>
+        <w:t xml:space="preserve"> color indicate </w:t>
       </w:r>
       <w:proofErr w:type="spellStart"/>
       <w:r>
@@ -2047,144 +2095,301 @@
       </w:r>
       <w:proofErr w:type="spellEnd"/>
       <w:r>
-        <w:t xml:space="preserve"> </w:t>
-      </w:r>
-      <w:proofErr w:type="spellStart"/>
-      <w:r>
+        <w:t xml:space="preserve"> –</w:t>
+      </w:r>
+      <w:r>
+        <w:rPr>
+          <w:b/>
+          <w:bCs/>
+        </w:rPr>
+        <w:t xml:space="preserve"> </w:t>
+      </w:r>
+      <w:r>
+        <w:rPr>
+          <w:b/>
+          <w:bCs/>
+        </w:rPr>
+        <w:t>“</w:t>
+      </w:r>
+      <w:r>
+        <w:rPr>
+          <w:b/>
+          <w:bCs/>
+        </w:rPr>
+        <w:t xml:space="preserve">may </w:t>
+      </w:r>
+      <w:proofErr w:type="spellStart"/>
+      <w:r>
+        <w:rPr>
+          <w:b/>
+          <w:bCs/>
+        </w:rPr>
+        <w:t>mga</w:t>
+      </w:r>
+      <w:proofErr w:type="spellEnd"/>
+      <w:r>
+        <w:rPr>
+          <w:b/>
+          <w:bCs/>
+        </w:rPr>
+        <w:t xml:space="preserve"> color </w:t>
+      </w:r>
+      <w:proofErr w:type="spellStart"/>
+      <w:r>
+        <w:rPr>
+          <w:b/>
+          <w:bCs/>
+        </w:rPr>
+        <w:t>daw</w:t>
+      </w:r>
+      <w:proofErr w:type="spellEnd"/>
+      <w:r>
+        <w:rPr>
+          <w:b/>
+          <w:bCs/>
+        </w:rPr>
+        <w:t xml:space="preserve"> </w:t>
+      </w:r>
+      <w:proofErr w:type="spellStart"/>
+      <w:r>
+        <w:rPr>
+          <w:b/>
+          <w:bCs/>
+        </w:rPr>
         <w:t>yung</w:t>
       </w:r>
       <w:proofErr w:type="spellEnd"/>
       <w:r>
-        <w:t xml:space="preserve"> </w:t>
-      </w:r>
-      <w:proofErr w:type="spellStart"/>
-      <w:r>
+        <w:rPr>
+          <w:b/>
+          <w:bCs/>
+        </w:rPr>
+        <w:t xml:space="preserve"> </w:t>
+      </w:r>
+      <w:proofErr w:type="spellStart"/>
+      <w:r>
+        <w:rPr>
+          <w:b/>
+          <w:bCs/>
+        </w:rPr>
         <w:t>mga</w:t>
       </w:r>
       <w:proofErr w:type="spellEnd"/>
       <w:r>
-        <w:t xml:space="preserve"> materials less to type </w:t>
-      </w:r>
-      <w:proofErr w:type="spellStart"/>
-      <w:r>
-        <w:t>sa</w:t>
-      </w:r>
-      <w:proofErr w:type="spellEnd"/>
-      <w:r>
-        <w:t xml:space="preserve"> inventory </w:t>
+        <w:rPr>
+          <w:b/>
+          <w:bCs/>
+        </w:rPr>
+        <w:t xml:space="preserve"> pipe </w:t>
+      </w:r>
+      <w:proofErr w:type="spellStart"/>
+      <w:r>
+        <w:rPr>
+          <w:b/>
+          <w:bCs/>
+        </w:rPr>
+        <w:t>ganon</w:t>
+      </w:r>
+      <w:proofErr w:type="spellEnd"/>
+      <w:r>
+        <w:rPr>
+          <w:b/>
+          <w:bCs/>
+        </w:rPr>
+        <w:t xml:space="preserve"> </w:t>
+      </w:r>
+      <w:proofErr w:type="spellStart"/>
+      <w:r>
+        <w:rPr>
+          <w:b/>
+          <w:bCs/>
+        </w:rPr>
+        <w:t>ganon</w:t>
+      </w:r>
+      <w:proofErr w:type="spellEnd"/>
+      <w:r>
+        <w:rPr>
+          <w:b/>
+          <w:bCs/>
+        </w:rPr>
+        <w:t xml:space="preserve"> at may </w:t>
+      </w:r>
+      <w:proofErr w:type="spellStart"/>
+      <w:r>
+        <w:rPr>
+          <w:b/>
+          <w:bCs/>
+        </w:rPr>
+        <w:t>iba’t</w:t>
+      </w:r>
+      <w:proofErr w:type="spellEnd"/>
+      <w:r>
+        <w:rPr>
+          <w:b/>
+          <w:bCs/>
+        </w:rPr>
+        <w:t xml:space="preserve"> </w:t>
+      </w:r>
+      <w:proofErr w:type="spellStart"/>
+      <w:r>
+        <w:rPr>
+          <w:b/>
+          <w:bCs/>
+        </w:rPr>
+        <w:t>uri</w:t>
+      </w:r>
+      <w:proofErr w:type="spellEnd"/>
+      <w:r>
+        <w:rPr>
+          <w:b/>
+          <w:bCs/>
+        </w:rPr>
+        <w:t xml:space="preserve"> </w:t>
+      </w:r>
+      <w:proofErr w:type="spellStart"/>
+      <w:r>
+        <w:rPr>
+          <w:b/>
+          <w:bCs/>
+        </w:rPr>
+        <w:t>nong</w:t>
+      </w:r>
+      <w:proofErr w:type="spellEnd"/>
+      <w:r>
+        <w:rPr>
+          <w:b/>
+          <w:bCs/>
+        </w:rPr>
+        <w:t xml:space="preserve"> </w:t>
+      </w:r>
+      <w:proofErr w:type="spellStart"/>
+      <w:r>
+        <w:rPr>
+          <w:b/>
+          <w:bCs/>
+        </w:rPr>
+        <w:t>mga</w:t>
+      </w:r>
+      <w:proofErr w:type="spellEnd"/>
+      <w:r>
+        <w:rPr>
+          <w:b/>
+          <w:bCs/>
+        </w:rPr>
+        <w:t xml:space="preserve"> materials </w:t>
+      </w:r>
+      <w:proofErr w:type="spellStart"/>
+      <w:r>
+        <w:rPr>
+          <w:b/>
+          <w:bCs/>
+        </w:rPr>
+        <w:t>kong</w:t>
+      </w:r>
+      <w:proofErr w:type="spellEnd"/>
+      <w:r>
+        <w:rPr>
+          <w:b/>
+          <w:bCs/>
+        </w:rPr>
+        <w:t xml:space="preserve"> para </w:t>
+      </w:r>
+      <w:proofErr w:type="spellStart"/>
+      <w:r>
+        <w:rPr>
+          <w:b/>
+          <w:bCs/>
+        </w:rPr>
+        <w:t>saan</w:t>
+      </w:r>
+      <w:proofErr w:type="spellEnd"/>
+      <w:r>
+        <w:rPr>
+          <w:b/>
+          <w:bCs/>
+        </w:rPr>
+        <w:t xml:space="preserve"> kaya </w:t>
+      </w:r>
+      <w:proofErr w:type="spellStart"/>
+      <w:r>
+        <w:rPr>
+          <w:b/>
+          <w:bCs/>
+        </w:rPr>
+        <w:t>alagyan</w:t>
+      </w:r>
+      <w:proofErr w:type="spellEnd"/>
+      <w:r>
+        <w:rPr>
+          <w:b/>
+          <w:bCs/>
+        </w:rPr>
+        <w:t xml:space="preserve"> </w:t>
+      </w:r>
+      <w:proofErr w:type="spellStart"/>
+      <w:r>
+        <w:rPr>
+          <w:b/>
+          <w:bCs/>
+        </w:rPr>
+        <w:t>daw</w:t>
+      </w:r>
+      <w:proofErr w:type="spellEnd"/>
+      <w:r>
+        <w:rPr>
+          <w:b/>
+          <w:bCs/>
+        </w:rPr>
+        <w:t xml:space="preserve"> ng colo</w:t>
+      </w:r>
+      <w:r>
+        <w:t>rs”</w:t>
       </w:r>
     </w:p>
     <w:p/>
     <w:p>
       <w:proofErr w:type="spellStart"/>
       <w:r>
-        <w:t>sariling</w:t>
-      </w:r>
-      <w:proofErr w:type="spellEnd"/>
-      <w:r>
-        <w:t xml:space="preserve"> profile to supplies </w:t>
-      </w:r>
-      <w:proofErr w:type="spellStart"/>
-      <w:r>
-        <w:t>req</w:t>
-      </w:r>
-      <w:proofErr w:type="spellEnd"/>
-      <w:r>
-        <w:t xml:space="preserve"> </w:t>
-      </w:r>
-      <w:r>
-        <w:t xml:space="preserve">– </w:t>
-      </w:r>
-      <w:r>
-        <w:rPr>
-          <w:b/>
-          <w:bCs/>
-        </w:rPr>
-        <w:t xml:space="preserve">“ </w:t>
-      </w:r>
-      <w:proofErr w:type="spellStart"/>
-      <w:r>
-        <w:rPr>
-          <w:b/>
-          <w:bCs/>
-        </w:rPr>
-        <w:t>dapat</w:t>
-      </w:r>
-      <w:proofErr w:type="spellEnd"/>
-      <w:r>
-        <w:rPr>
-          <w:b/>
-          <w:bCs/>
-        </w:rPr>
-        <w:t xml:space="preserve"> </w:t>
-      </w:r>
-      <w:proofErr w:type="spellStart"/>
-      <w:r>
-        <w:rPr>
-          <w:b/>
-          <w:bCs/>
-        </w:rPr>
-        <w:t>daw</w:t>
-      </w:r>
-      <w:proofErr w:type="spellEnd"/>
-      <w:r>
-        <w:rPr>
-          <w:b/>
-          <w:bCs/>
-        </w:rPr>
-        <w:t xml:space="preserve"> ay may </w:t>
-      </w:r>
-      <w:proofErr w:type="spellStart"/>
-      <w:r>
-        <w:rPr>
-          <w:b/>
-          <w:bCs/>
-        </w:rPr>
-        <w:t>sariling</w:t>
-      </w:r>
-      <w:proofErr w:type="spellEnd"/>
-      <w:r>
-        <w:rPr>
-          <w:b/>
-          <w:bCs/>
-        </w:rPr>
-        <w:t xml:space="preserve"> profile </w:t>
-      </w:r>
-      <w:proofErr w:type="spellStart"/>
-      <w:r>
-        <w:rPr>
-          <w:b/>
-          <w:bCs/>
-        </w:rPr>
+        <w:t>nakalagay</w:t>
+      </w:r>
+      <w:proofErr w:type="spellEnd"/>
+      <w:r>
+        <w:t xml:space="preserve"> </w:t>
+      </w:r>
+      <w:proofErr w:type="spellStart"/>
+      <w:r>
+        <w:t>na</w:t>
+      </w:r>
+      <w:proofErr w:type="spellEnd"/>
+      <w:r>
+        <w:t xml:space="preserve"> </w:t>
+      </w:r>
+      <w:proofErr w:type="spellStart"/>
+      <w:r>
         <w:t>yung</w:t>
       </w:r>
       <w:proofErr w:type="spellEnd"/>
       <w:r>
-        <w:rPr>
-          <w:b/>
-          <w:bCs/>
-        </w:rPr>
-        <w:t xml:space="preserve"> </w:t>
-      </w:r>
-      <w:proofErr w:type="spellStart"/>
-      <w:r>
-        <w:rPr>
-          <w:b/>
-          <w:bCs/>
-        </w:rPr>
+        <w:t xml:space="preserve"> </w:t>
+      </w:r>
+      <w:proofErr w:type="spellStart"/>
+      <w:r>
         <w:t>mga</w:t>
       </w:r>
       <w:proofErr w:type="spellEnd"/>
       <w:r>
-        <w:rPr>
-          <w:b/>
-          <w:bCs/>
-        </w:rPr>
-        <w:t xml:space="preserve"> supplier”</w:t>
+        <w:t xml:space="preserve"> materials less to type </w:t>
+      </w:r>
+      <w:proofErr w:type="spellStart"/>
+      <w:r>
+        <w:t>sa</w:t>
+      </w:r>
+      <w:proofErr w:type="spellEnd"/>
+      <w:r>
+        <w:t xml:space="preserve"> inventory </w:t>
       </w:r>
     </w:p>
     <w:p/>
-    <w:p/>
     <w:p>
       <w:proofErr w:type="spellStart"/>
       <w:r>
@@ -2216,199 +2421,7 @@
       </w:r>
       <w:proofErr w:type="spellEnd"/>
       <w:r>
-        <w:t xml:space="preserve"> </w:t>
-      </w:r>
-      <w:proofErr w:type="spellStart"/>
-      <w:r>
-        <w:t>meron</w:t>
-      </w:r>
-      <w:proofErr w:type="spellEnd"/>
-    </w:p>
-    <w:p/>
-    <w:p/>
-    <w:p>
-      <w:pPr>
-        <w:rPr>
-          <w:b/>
-          <w:bCs/>
-        </w:rPr>
-      </w:pPr>
-      <w:proofErr w:type="spellStart"/>
-      <w:r>
-        <w:t>ebilling</w:t>
-      </w:r>
-      <w:proofErr w:type="spellEnd"/>
-      <w:r>
-        <w:t xml:space="preserve"> </w:t>
-      </w:r>
-      <w:proofErr w:type="spellStart"/>
-      <w:r>
-        <w:t>naka</w:t>
-      </w:r>
-      <w:proofErr w:type="spellEnd"/>
-      <w:r>
-        <w:t xml:space="preserve"> record </w:t>
-      </w:r>
-      <w:proofErr w:type="spellStart"/>
-      <w:r>
-        <w:t>kelan</w:t>
-      </w:r>
-      <w:proofErr w:type="spellEnd"/>
-      <w:r>
-        <w:t xml:space="preserve"> </w:t>
-      </w:r>
-      <w:proofErr w:type="spellStart"/>
-      <w:r>
-        <w:t>nagbayad</w:t>
-      </w:r>
-      <w:proofErr w:type="spellEnd"/>
-      <w:r>
-        <w:t xml:space="preserve"> late </w:t>
-      </w:r>
-      <w:proofErr w:type="spellStart"/>
-      <w:r>
-        <w:t>ang</w:t>
-      </w:r>
-      <w:proofErr w:type="spellEnd"/>
-      <w:r>
-        <w:t xml:space="preserve"> </w:t>
-      </w:r>
-      <w:proofErr w:type="spellStart"/>
-      <w:r>
-        <w:t>bayad</w:t>
-      </w:r>
-      <w:proofErr w:type="spellEnd"/>
-      <w:r>
-        <w:t xml:space="preserve"> </w:t>
-      </w:r>
-      <w:r>
-        <w:t xml:space="preserve">– </w:t>
-      </w:r>
-      <w:r>
-        <w:rPr>
-          <w:b/>
-          <w:bCs/>
-        </w:rPr>
-        <w:t xml:space="preserve">“may online payment din </w:t>
-      </w:r>
-      <w:proofErr w:type="spellStart"/>
-      <w:r>
-        <w:rPr>
-          <w:b/>
-          <w:bCs/>
-        </w:rPr>
-        <w:t>daw</w:t>
-      </w:r>
-      <w:proofErr w:type="spellEnd"/>
-      <w:r>
-        <w:rPr>
-          <w:b/>
-          <w:bCs/>
-        </w:rPr>
-        <w:t xml:space="preserve">, kaya </w:t>
-      </w:r>
-      <w:proofErr w:type="spellStart"/>
-      <w:r>
-        <w:rPr>
-          <w:b/>
-          <w:bCs/>
-        </w:rPr>
-        <w:t>alagyan</w:t>
-      </w:r>
-      <w:proofErr w:type="spellEnd"/>
-      <w:r>
-        <w:rPr>
-          <w:b/>
-          <w:bCs/>
-        </w:rPr>
-        <w:t xml:space="preserve"> </w:t>
-      </w:r>
-      <w:proofErr w:type="spellStart"/>
-      <w:r>
-        <w:rPr>
-          <w:b/>
-          <w:bCs/>
-        </w:rPr>
-        <w:t>daw</w:t>
-      </w:r>
-      <w:proofErr w:type="spellEnd"/>
-      <w:r>
-        <w:rPr>
-          <w:b/>
-          <w:bCs/>
-        </w:rPr>
-        <w:t xml:space="preserve"> </w:t>
-      </w:r>
-      <w:proofErr w:type="spellStart"/>
-      <w:r>
-        <w:rPr>
-          <w:b/>
-          <w:bCs/>
-        </w:rPr>
-        <w:t>yung</w:t>
-      </w:r>
-      <w:proofErr w:type="spellEnd"/>
-      <w:r>
-        <w:rPr>
-          <w:b/>
-          <w:bCs/>
-        </w:rPr>
-        <w:t xml:space="preserve"> </w:t>
-      </w:r>
-      <w:proofErr w:type="spellStart"/>
-      <w:r>
-        <w:rPr>
-          <w:b/>
-          <w:bCs/>
-        </w:rPr>
-        <w:t>mga</w:t>
-      </w:r>
-      <w:proofErr w:type="spellEnd"/>
-      <w:r>
-        <w:rPr>
-          <w:b/>
-          <w:bCs/>
-        </w:rPr>
-        <w:t xml:space="preserve"> history ng </w:t>
-      </w:r>
-      <w:proofErr w:type="spellStart"/>
-      <w:r>
-        <w:rPr>
-          <w:b/>
-          <w:bCs/>
-        </w:rPr>
-        <w:t>mga</w:t>
-      </w:r>
-      <w:proofErr w:type="spellEnd"/>
-      <w:r>
-        <w:rPr>
-          <w:b/>
-          <w:bCs/>
-        </w:rPr>
-        <w:t xml:space="preserve"> </w:t>
-      </w:r>
-      <w:proofErr w:type="spellStart"/>
-      <w:r>
-        <w:rPr>
-          <w:b/>
-          <w:bCs/>
-        </w:rPr>
-        <w:t>bayad</w:t>
-      </w:r>
-      <w:proofErr w:type="spellEnd"/>
-      <w:r>
-        <w:rPr>
-          <w:b/>
-          <w:bCs/>
-        </w:rPr>
-        <w:t xml:space="preserve"> ng customer”</w:t>
-      </w:r>
-    </w:p>
-    <w:p/>
-    <w:p/>
-    <w:p>
-      <w:r>
-        <w:t xml:space="preserve">location change to default via barangay </w:t>
+        <w:t xml:space="preserve"> meron</w:t>
       </w:r>
     </w:p>
     <w:p/>
@@ -2421,6 +2434,183 @@
       </w:pPr>
       <w:proofErr w:type="spellStart"/>
       <w:r>
+        <w:t>ebilling</w:t>
+      </w:r>
+      <w:proofErr w:type="spellEnd"/>
+      <w:r>
+        <w:t xml:space="preserve"> </w:t>
+      </w:r>
+      <w:proofErr w:type="spellStart"/>
+      <w:r>
+        <w:t>naka</w:t>
+      </w:r>
+      <w:proofErr w:type="spellEnd"/>
+      <w:r>
+        <w:t xml:space="preserve"> record </w:t>
+      </w:r>
+      <w:proofErr w:type="spellStart"/>
+      <w:r>
+        <w:t>kelan</w:t>
+      </w:r>
+      <w:proofErr w:type="spellEnd"/>
+      <w:r>
+        <w:t xml:space="preserve"> </w:t>
+      </w:r>
+      <w:proofErr w:type="spellStart"/>
+      <w:r>
+        <w:t>nagbayad</w:t>
+      </w:r>
+      <w:proofErr w:type="spellEnd"/>
+      <w:r>
+        <w:t xml:space="preserve"> late ang </w:t>
+      </w:r>
+      <w:proofErr w:type="spellStart"/>
+      <w:r>
+        <w:t>bayad</w:t>
+      </w:r>
+      <w:proofErr w:type="spellEnd"/>
+      <w:r>
+        <w:t xml:space="preserve"> </w:t>
+      </w:r>
+      <w:r>
+        <w:t xml:space="preserve">– </w:t>
+      </w:r>
+      <w:r>
+        <w:rPr>
+          <w:b/>
+          <w:bCs/>
+        </w:rPr>
+        <w:t xml:space="preserve">“may online payment din </w:t>
+      </w:r>
+      <w:proofErr w:type="spellStart"/>
+      <w:r>
+        <w:rPr>
+          <w:b/>
+          <w:bCs/>
+        </w:rPr>
+        <w:t>daw</w:t>
+      </w:r>
+      <w:proofErr w:type="spellEnd"/>
+      <w:r>
+        <w:rPr>
+          <w:b/>
+          <w:bCs/>
+        </w:rPr>
+        <w:t xml:space="preserve">, kaya </w:t>
+      </w:r>
+      <w:proofErr w:type="spellStart"/>
+      <w:r>
+        <w:rPr>
+          <w:b/>
+          <w:bCs/>
+        </w:rPr>
+        <w:t>alagyan</w:t>
+      </w:r>
+      <w:proofErr w:type="spellEnd"/>
+      <w:r>
+        <w:rPr>
+          <w:b/>
+          <w:bCs/>
+        </w:rPr>
+        <w:t xml:space="preserve"> </w:t>
+      </w:r>
+      <w:proofErr w:type="spellStart"/>
+      <w:r>
+        <w:rPr>
+          <w:b/>
+          <w:bCs/>
+        </w:rPr>
+        <w:t>daw</w:t>
+      </w:r>
+      <w:proofErr w:type="spellEnd"/>
+      <w:r>
+        <w:rPr>
+          <w:b/>
+          <w:bCs/>
+        </w:rPr>
+        <w:t xml:space="preserve"> </w:t>
+      </w:r>
+      <w:proofErr w:type="spellStart"/>
+      <w:r>
+        <w:rPr>
+          <w:b/>
+          <w:bCs/>
+        </w:rPr>
+        <w:t>yung</w:t>
+      </w:r>
+      <w:proofErr w:type="spellEnd"/>
+      <w:r>
+        <w:rPr>
+          <w:b/>
+          <w:bCs/>
+        </w:rPr>
+        <w:t xml:space="preserve"> </w:t>
+      </w:r>
+      <w:proofErr w:type="spellStart"/>
+      <w:r>
+        <w:rPr>
+          <w:b/>
+          <w:bCs/>
+        </w:rPr>
+        <w:t>mga</w:t>
+      </w:r>
+      <w:proofErr w:type="spellEnd"/>
+      <w:r>
+        <w:rPr>
+          <w:b/>
+          <w:bCs/>
+        </w:rPr>
+        <w:t xml:space="preserve"> history ng </w:t>
+      </w:r>
+      <w:proofErr w:type="spellStart"/>
+      <w:r>
+        <w:rPr>
+          <w:b/>
+          <w:bCs/>
+        </w:rPr>
+        <w:t>mga</w:t>
+      </w:r>
+      <w:proofErr w:type="spellEnd"/>
+      <w:r>
+        <w:rPr>
+          <w:b/>
+          <w:bCs/>
+        </w:rPr>
+        <w:t xml:space="preserve"> </w:t>
+      </w:r>
+      <w:proofErr w:type="spellStart"/>
+      <w:r>
+        <w:rPr>
+          <w:b/>
+          <w:bCs/>
+        </w:rPr>
+        <w:t>bayad</w:t>
+      </w:r>
+      <w:proofErr w:type="spellEnd"/>
+      <w:r>
+        <w:rPr>
+          <w:b/>
+          <w:bCs/>
+        </w:rPr>
+        <w:t xml:space="preserve"> ng customer”</w:t>
+      </w:r>
+    </w:p>
+    <w:p/>
+    <w:p>
+      <w:r>
+        <w:t xml:space="preserve">location change to default via barangay </w:t>
+      </w:r>
+    </w:p>
+    <w:p/>
+    <w:p>
+      <w:pPr>
+        <w:rPr>
+          <w:b/>
+          <w:bCs/>
+        </w:rPr>
+      </w:pPr>
+      <w:proofErr w:type="spellStart"/>
+      <w:r>
         <w:t>realtime</w:t>
       </w:r>
       <w:proofErr w:type="spellEnd"/>
@@ -2547,23 +2737,7 @@
           <w:b/>
           <w:bCs/>
         </w:rPr>
-        <w:t xml:space="preserve"> </w:t>
-      </w:r>
-      <w:proofErr w:type="spellStart"/>
-      <w:r>
-        <w:rPr>
-          <w:b/>
-          <w:bCs/>
-        </w:rPr>
-        <w:t>naga</w:t>
-      </w:r>
-      <w:proofErr w:type="spellEnd"/>
-      <w:r>
-        <w:rPr>
-          <w:b/>
-          <w:bCs/>
-        </w:rPr>
-        <w:t xml:space="preserve"> </w:t>
+        <w:t xml:space="preserve"> naga </w:t>
       </w:r>
       <w:proofErr w:type="spellStart"/>
       <w:r>
@@ -2638,7 +2812,7 @@
 </file>
 
 <file path=word/numbering.xml><?xml version="1.0" encoding="utf-8"?>
-<w:numbering xmlns:wpc="http://schemas.microsoft.com/office/word/2010/wordprocessingCanvas" xmlns:cx="http://schemas.microsoft.com/office/drawing/2014/chartex" xmlns:cx1="http://schemas.microsoft.com/office/drawing/2015/9/8/chartex" xmlns:cx2="http://schemas.microsoft.com/office/drawing/2015/10/21/chartex" xmlns:cx3="http://schemas.microsoft.com/office/drawing/2016/5/9/chartex" xmlns:cx4="http://schemas.microsoft.com/office/drawing/2016/5/10/chartex" xmlns:cx5="http://schemas.microsoft.com/office/drawing/2016/5/11/chartex" xmlns:cx6="http://schemas.microsoft.com/office/drawing/2016/5/12/chartex" xmlns:cx7="http://schemas.microsoft.com/office/drawing/2016/5/13/chartex" xmlns:cx8="http://schemas.microsoft.com/office/drawing/2016/5/14/chartex" xmlns:mc="http://schemas.openxmlformats.org/markup-compatibility/2006" xmlns:aink="http://schemas.microsoft.com/office/drawing/2016/ink" xmlns:am3d="http://schemas.microsoft.com/office/drawing/2017/model3d" xmlns:o="urn:schemas-microsoft-com:office:office" xmlns:oel="http://schemas.microsoft.com/office/2019/extlst" xmlns:r="http://schemas.openxmlformats.org/officeDocument/2006/relationships" xmlns:m="http://schemas.openxmlformats.org/officeDocument/2006/math" xmlns:v="urn:schemas-microsoft-com:vml" xmlns:wp14="http://schemas.microsoft.com/office/word/2010/wordprocessingDrawing" xmlns:wp="http://schemas.openxmlformats.org/drawingml/2006/wordprocessingDrawing" xmlns:w10="urn:schemas-microsoft-com:office:word" xmlns:w="http://schemas.openxmlformats.org/wordprocessingml/2006/main" xmlns:w14="http://schemas.microsoft.com/office/word/2010/wordml" xmlns:w15="http://schemas.microsoft.com/office/word/2012/wordml" xmlns:w16cex="http://schemas.microsoft.com/office/word/2018/wordml/cex" xmlns:w16cid="http://schemas.microsoft.com/office/word/2016/wordml/cid" xmlns:w16="http://schemas.microsoft.com/office/word/2018/wordml" xmlns:w16sdtdh="http://schemas.microsoft.com/office/word/2020/wordml/sdtdatahash" xmlns:w16se="http://schemas.microsoft.com/office/word/2015/wordml/symex" xmlns:wpg="http://schemas.microsoft.com/office/word/2010/wordprocessingGroup" xmlns:wpi="http://schemas.microsoft.com/office/word/2010/wordprocessingInk" xmlns:wne="http://schemas.microsoft.com/office/word/2006/wordml" xmlns:wps="http://schemas.microsoft.com/office/word/2010/wordprocessingShape" mc:Ignorable="w14 w15 w16se w16cid w16 w16cex w16sdtdh wp14">
+<w:numbering xmlns:wpc="http://schemas.microsoft.com/office/word/2010/wordprocessingCanvas" xmlns:cx="http://schemas.microsoft.com/office/drawing/2014/chartex" xmlns:cx1="http://schemas.microsoft.com/office/drawing/2015/9/8/chartex" xmlns:cx2="http://schemas.microsoft.com/office/drawing/2015/10/21/chartex" xmlns:cx3="http://schemas.microsoft.com/office/drawing/2016/5/9/chartex" xmlns:cx4="http://schemas.microsoft.com/office/drawing/2016/5/10/chartex" xmlns:cx5="http://schemas.microsoft.com/office/drawing/2016/5/11/chartex" xmlns:cx6="http://schemas.microsoft.com/office/drawing/2016/5/12/chartex" xmlns:cx7="http://schemas.microsoft.com/office/drawing/2016/5/13/chartex" xmlns:cx8="http://schemas.microsoft.com/office/drawing/2016/5/14/chartex" xmlns:mc="http://schemas.openxmlformats.org/markup-compatibility/2006" xmlns:aink="http://schemas.microsoft.com/office/drawing/2016/ink" xmlns:am3d="http://schemas.microsoft.com/office/drawing/2017/model3d" xmlns:o="urn:schemas-microsoft-com:office:office" xmlns:oel="http://schemas.microsoft.com/office/2019/extlst" xmlns:r="http://schemas.openxmlformats.org/officeDocument/2006/relationships" xmlns:m="http://schemas.openxmlformats.org/officeDocument/2006/math" xmlns:v="urn:schemas-microsoft-com:vml" xmlns:wp14="http://schemas.microsoft.com/office/word/2010/wordprocessingDrawing" xmlns:wp="http://schemas.openxmlformats.org/drawingml/2006/wordprocessingDrawing" xmlns:w10="urn:schemas-microsoft-com:office:word" xmlns:w="http://schemas.openxmlformats.org/wordprocessingml/2006/main" xmlns:w14="http://schemas.microsoft.com/office/word/2010/wordml" xmlns:w15="http://schemas.microsoft.com/office/word/2012/wordml" xmlns:w16cei="http://schemas.microsoft.com/office/word/2026/wordml/cei" xmlns:w16cex="http://schemas.microsoft.com/office/word/2018/wordml/cex" xmlns:w16cid="http://schemas.microsoft.com/office/word/2016/wordml/cid" xmlns:w16="http://schemas.microsoft.com/office/word/2018/wordml" xmlns:w16du="http://schemas.microsoft.com/office/word/2023/wordml/word16du" xmlns:w16sdtdh="http://schemas.microsoft.com/office/word/2020/wordml/sdtdatahash" xmlns:w16sdtfl="http://schemas.microsoft.com/office/word/2024/wordml/sdtformatlock" xmlns:w16se="http://schemas.microsoft.com/office/word/2015/wordml/symex" xmlns:wpg="http://schemas.microsoft.com/office/word/2010/wordprocessingGroup" xmlns:wpi="http://schemas.microsoft.com/office/word/2010/wordprocessingInk" xmlns:wne="http://schemas.microsoft.com/office/word/2006/wordml" xmlns:wps="http://schemas.microsoft.com/office/word/2010/wordprocessingShape" mc:Ignorable="w14 w15 w16se w16cid w16 w16cex w16sdtdh w16sdtfl w16du wp14">
   <w:abstractNum w:abstractNumId="0" w15:restartNumberingAfterBreak="0">
     <w:nsid w:val="5530599E"/>
     <w:multiLevelType w:val="hybridMultilevel"/>
@@ -2759,7 +2933,7 @@
 </file>
 
 <file path=word/styles.xml><?xml version="1.0" encoding="utf-8"?>
-<w:styles xmlns:mc="http://schemas.openxmlformats.org/markup-compatibility/2006" xmlns:r="http://schemas.openxmlformats.org/officeDocument/2006/relationships" xmlns:w="http://schemas.openxmlformats.org/wordprocessingml/2006/main" xmlns:w14="http://schemas.microsoft.com/office/word/2010/wordml" xmlns:w15="http://schemas.microsoft.com/office/word/2012/wordml" xmlns:w16cex="http://schemas.microsoft.com/office/word/2018/wordml/cex" xmlns:w16cid="http://schemas.microsoft.com/office/word/2016/wordml/cid" xmlns:w16="http://schemas.microsoft.com/office/word/2018/wordml" xmlns:w16sdtdh="http://schemas.microsoft.com/office/word/2020/wordml/sdtdatahash" xmlns:w16se="http://schemas.microsoft.com/office/word/2015/wordml/symex" mc:Ignorable="w14 w15 w16se w16cid w16 w16cex w16sdtdh">
+<w:styles xmlns:mc="http://schemas.openxmlformats.org/markup-compatibility/2006" xmlns:r="http://schemas.openxmlformats.org/officeDocument/2006/relationships" xmlns:w="http://schemas.openxmlformats.org/wordprocessingml/2006/main" xmlns:w14="http://schemas.microsoft.com/office/word/2010/wordml" xmlns:w15="http://schemas.microsoft.com/office/word/2012/wordml" xmlns:w16cex="http://schemas.microsoft.com/office/word/2018/wordml/cex" xmlns:w16cid="http://schemas.microsoft.com/office/word/2016/wordml/cid" xmlns:w16="http://schemas.microsoft.com/office/word/2018/wordml" xmlns:w16du="http://schemas.microsoft.com/office/word/2023/wordml/word16du" xmlns:w16sdtdh="http://schemas.microsoft.com/office/word/2020/wordml/sdtdatahash" xmlns:w16sdtfl="http://schemas.microsoft.com/office/word/2024/wordml/sdtformatlock" xmlns:w16se="http://schemas.microsoft.com/office/word/2015/wordml/symex" mc:Ignorable="w14 w15 w16se w16cid w16 w16cex w16sdtdh w16sdtfl w16du">
   <w:docDefaults>
     <w:rPrDefault>
       <w:rPr>
